--- a/pr-preview/pr-263/linear-algebra-inner-products.docx
+++ b/pr-preview/pr-263/linear-algebra-inner-products.docx
@@ -15,10 +15,10 @@
         <w:pStyle w:val="Date"/>
       </w:pPr>
       <w:r>
-        <w:t xml:space="preserve">Last modified: 2026-10-13 13:40:26 (PDT)</w:t>
+        <w:t xml:space="preserve">Last modified: 2026-10-13 17:44:25 (PDT)</w:t>
       </w:r>
     </w:p>
-    <w:bookmarkStart w:id="23" w:name="sec-inner-products"/>
+    <w:bookmarkStart w:id="24" w:name="sec-inner-products"/>
     <w:p>
       <w:pPr>
         <w:pStyle w:val="Heading2"/>
@@ -7420,7 +7420,7 @@
       </m:oMathPara>
     </w:p>
     <w:bookmarkEnd w:id="19"/>
-    <w:bookmarkStart w:id="21" w:name="def-orthogonal-inner-product"/>
+    <w:bookmarkStart w:id="20" w:name="def-orthogonal-inner-product"/>
     <w:p>
       <w:pPr>
         <w:pStyle w:val="FirstParagraph"/>
@@ -7693,46 +7693,9 @@
       <w:r>
         <w:t xml:space="preserve">.</w:t>
       </w:r>
-      <w:r>
-        <w:t xml:space="preserve"> </w:t>
-      </w:r>
-      <w:r>
-        <w:t xml:space="preserve">With the dot product as the inner product (</w:t>
-      </w:r>
-      <w:hyperlink w:anchor="exm-dot-product-inner-product">
-        <w:r>
-          <w:rPr>
-            <w:rStyle w:val="Hyperlink"/>
-          </w:rPr>
-          <w:t xml:space="preserve">Example 1</w:t>
-        </w:r>
-      </w:hyperlink>
-      <w:r>
-        <w:t xml:space="preserve">),</w:t>
-      </w:r>
-      <w:r>
-        <w:t xml:space="preserve"> </w:t>
-      </w:r>
-      <w:r>
-        <w:t xml:space="preserve">this condition is orthogonality as in</w:t>
-      </w:r>
-      <w:r>
-        <w:t xml:space="preserve"> </w:t>
-      </w:r>
-      <w:hyperlink r:id="rId20">
-        <w:r>
-          <w:rPr>
-            <w:rStyle w:val="Hyperlink"/>
-          </w:rPr>
-          <w:t xml:space="preserve">Definition 13 in Vectors</w:t>
-        </w:r>
-      </w:hyperlink>
-      <w:r>
-        <w:t xml:space="preserve">.</w:t>
-      </w:r>
     </w:p>
-    <w:bookmarkEnd w:id="21"/>
-    <w:bookmarkStart w:id="22" w:name="exm-orthogonal-inner-product"/>
+    <w:bookmarkEnd w:id="20"/>
+    <w:bookmarkStart w:id="21" w:name="exm-orthogonal-inner-product"/>
     <w:p>
       <w:pPr>
         <w:pStyle w:val="BodyText"/>
@@ -8462,9 +8425,77 @@
         </m:oMath>
       </m:oMathPara>
     </w:p>
-    <w:bookmarkEnd w:id="22"/>
+    <w:bookmarkEnd w:id="21"/>
+    <w:bookmarkStart w:id="23" w:name="rem-orthogonal-inner-product-dot-product"/>
+    <w:p>
+      <w:pPr>
+        <w:pStyle w:val="FirstParagraph"/>
+      </w:pPr>
+      <w:r>
+        <w:rPr>
+          <w:i/>
+          <w:iCs/>
+        </w:rPr>
+        <w:t xml:space="preserve">Remark 2</w:t>
+      </w:r>
+      <w:r>
+        <w:t xml:space="preserve"> (Orthogonality for the dot product). </w:t>
+      </w:r>
+      <w:r>
+        <w:t xml:space="preserve">With the dot product as the inner product (</w:t>
+      </w:r>
+      <w:hyperlink w:anchor="exm-dot-product-inner-product">
+        <w:r>
+          <w:rPr>
+            <w:rStyle w:val="Hyperlink"/>
+          </w:rPr>
+          <w:t xml:space="preserve">Example 1</w:t>
+        </w:r>
+      </w:hyperlink>
+      <w:r>
+        <w:t xml:space="preserve">),</w:t>
+      </w:r>
+      <w:r>
+        <w:t xml:space="preserve"> </w:t>
+      </w:r>
+      <w:r>
+        <w:t xml:space="preserve">the condition of</w:t>
+      </w:r>
+      <w:r>
+        <w:t xml:space="preserve"> </w:t>
+      </w:r>
+      <w:hyperlink w:anchor="def-orthogonal-inner-product">
+        <w:r>
+          <w:rPr>
+            <w:rStyle w:val="Hyperlink"/>
+          </w:rPr>
+          <w:t xml:space="preserve">Definition 3</w:t>
+        </w:r>
+      </w:hyperlink>
+      <w:r>
+        <w:t xml:space="preserve"> </w:t>
+      </w:r>
+      <w:r>
+        <w:t xml:space="preserve">is orthogonality as in</w:t>
+      </w:r>
+      <w:r>
+        <w:t xml:space="preserve"> </w:t>
+      </w:r>
+      <w:hyperlink r:id="rId22">
+        <w:r>
+          <w:rPr>
+            <w:rStyle w:val="Hyperlink"/>
+          </w:rPr>
+          <w:t xml:space="preserve">Definition 13 in Vectors</w:t>
+        </w:r>
+      </w:hyperlink>
+      <w:r>
+        <w:t xml:space="preserve">.</w:t>
+      </w:r>
+    </w:p>
     <w:bookmarkEnd w:id="23"/>
-    <w:bookmarkStart w:id="55" w:name="sec-cauchy-schwarz"/>
+    <w:bookmarkEnd w:id="24"/>
+    <w:bookmarkStart w:id="58" w:name="sec-cauchy-schwarz"/>
     <w:p>
       <w:pPr>
         <w:pStyle w:val="Heading2"/>
@@ -8514,18 +8545,18 @@
                 <wp:inline>
                   <wp:extent cx="152400" cy="152400"/>
                   <wp:effectExtent b="0" l="0" r="0" t="0"/>
-                  <wp:docPr descr="" title="" id="25" name="Picture"/>
+                  <wp:docPr descr="" title="" id="26" name="Picture"/>
                   <a:graphic>
                     <a:graphicData uri="http://schemas.openxmlformats.org/drawingml/2006/picture">
                       <pic:pic>
                         <pic:nvPicPr>
-                          <pic:cNvPr descr="/opt/quarto/share/formats/docx/note.png" id="26" name="Picture"/>
+                          <pic:cNvPr descr="/opt/quarto/share/formats/docx/note.png" id="27" name="Picture"/>
                           <pic:cNvPicPr>
                             <a:picLocks noChangeArrowheads="1" noChangeAspect="1"/>
                           </pic:cNvPicPr>
                         </pic:nvPicPr>
                         <pic:blipFill>
-                          <a:blip r:embed="rId24"/>
+                          <a:blip r:embed="rId25"/>
                           <a:stretch>
                             <a:fillRect/>
                           </a:stretch>
@@ -8608,7 +8639,7 @@
             <w:r>
               <w:t xml:space="preserve"> </w:t>
             </w:r>
-            <w:hyperlink r:id="rId27">
+            <w:hyperlink r:id="rId28">
               <w:r>
                 <w:rPr>
                   <w:rStyle w:val="Hyperlink"/>
@@ -8636,7 +8667,7 @@
         </w:tc>
       </w:tr>
     </w:tbl>
-    <w:bookmarkStart w:id="28" w:name="thm-norm-properties"/>
+    <w:bookmarkStart w:id="29" w:name="thm-norm-properties"/>
     <w:p>
       <w:pPr>
         <w:pStyle w:val="BodyText"/>
@@ -8938,7 +8969,7 @@
         <w:t xml:space="preserve">.</w:t>
       </w:r>
     </w:p>
-    <w:bookmarkEnd w:id="28"/>
+    <w:bookmarkEnd w:id="29"/>
     <w:p>
       <w:pPr>
         <w:pStyle w:val="FirstParagraph"/>
@@ -9063,7 +9094,7 @@
       <w:r>
         <w:t xml:space="preserve">(</w:t>
       </w:r>
-      <w:hyperlink r:id="rId29">
+      <w:hyperlink r:id="rId30">
         <w:r>
           <w:rPr>
             <w:rStyle w:val="Hyperlink"/>
@@ -10039,7 +10070,7 @@
         </m:oMath>
       </m:oMathPara>
     </w:p>
-    <w:bookmarkStart w:id="31" w:name="exm-norm-properties"/>
+    <w:bookmarkStart w:id="32" w:name="exm-norm-properties"/>
     <w:p>
       <w:pPr>
         <w:pStyle w:val="FirstParagraph"/>
@@ -10151,12 +10182,12 @@
       <w:r>
         <w:t xml:space="preserve">(</w:t>
       </w:r>
-      <w:hyperlink r:id="rId30">
+      <w:hyperlink r:id="rId31">
         <w:r>
           <w:rPr>
             <w:rStyle w:val="Hyperlink"/>
           </w:rPr>
-          <w:t xml:space="preserve">Example 9 in Vectors</w:t>
+          <w:t xml:space="preserve">Example 10 in Vectors</w:t>
         </w:r>
       </w:hyperlink>
       <w:r>
@@ -10560,20 +10591,20 @@
       <w:r>
         <w:t xml:space="preserve"> </w:t>
       </w:r>
-      <w:hyperlink r:id="rId30">
+      <w:hyperlink r:id="rId31">
         <w:r>
           <w:rPr>
             <w:rStyle w:val="Hyperlink"/>
           </w:rPr>
-          <w:t xml:space="preserve">Example 9 in Vectors</w:t>
+          <w:t xml:space="preserve">Example 10 in Vectors</w:t>
         </w:r>
       </w:hyperlink>
       <w:r>
         <w:t xml:space="preserve">.</w:t>
       </w:r>
     </w:p>
-    <w:bookmarkEnd w:id="31"/>
-    <w:bookmarkStart w:id="32" w:name="thm-norm-sum-square"/>
+    <w:bookmarkEnd w:id="32"/>
+    <w:bookmarkStart w:id="33" w:name="thm-norm-sum-square"/>
     <w:p>
       <w:pPr>
         <w:pStyle w:val="BodyText"/>
@@ -10893,7 +10924,7 @@
       <w:r>
         <w:t xml:space="preserve">(</w:t>
       </w:r>
-      <w:hyperlink r:id="rId20">
+      <w:hyperlink r:id="rId22">
         <w:r>
           <w:rPr>
             <w:rStyle w:val="Hyperlink"/>
@@ -11062,7 +11093,7 @@
         <w:t xml:space="preserve">).</w:t>
       </w:r>
     </w:p>
-    <w:bookmarkEnd w:id="32"/>
+    <w:bookmarkEnd w:id="33"/>
     <w:p>
       <w:pPr>
         <w:pStyle w:val="BodyText"/>
@@ -12188,7 +12219,7 @@
         <w:t xml:space="preserve">and the middle term drops out.</w:t>
       </w:r>
     </w:p>
-    <w:bookmarkStart w:id="33" w:name="exm-norm-sum-square"/>
+    <w:bookmarkStart w:id="34" w:name="exm-norm-sum-square"/>
     <w:p>
       <w:pPr>
         <w:pStyle w:val="BodyText"/>
@@ -12906,8 +12937,8 @@
         <w:t xml:space="preserve">right triangle.</w:t>
       </w:r>
     </w:p>
-    <w:bookmarkEnd w:id="33"/>
-    <w:bookmarkStart w:id="35" w:name="thm-cauchy-schwarz"/>
+    <w:bookmarkEnd w:id="34"/>
+    <w:bookmarkStart w:id="36" w:name="thm-cauchy-schwarz"/>
     <w:p>
       <w:pPr>
         <w:pStyle w:val="BodyText"/>
@@ -13158,7 +13189,7 @@
       <w:r>
         <w:t xml:space="preserve">(</w:t>
       </w:r>
-      <w:hyperlink r:id="rId34">
+      <w:hyperlink r:id="rId35">
         <w:r>
           <w:rPr>
             <w:rStyle w:val="Hyperlink"/>
@@ -13170,7 +13201,7 @@
         <w:t xml:space="preserve">).</w:t>
       </w:r>
     </w:p>
-    <w:bookmarkEnd w:id="35"/>
+    <w:bookmarkEnd w:id="36"/>
     <w:p>
       <w:pPr>
         <w:pStyle w:val="BodyText"/>
@@ -13777,7 +13808,7 @@
       <w:pPr>
         <w:pStyle w:val="BodyText"/>
       </w:pPr>
-      <w:bookmarkStart w:id="36" w:name="eq-cauchy-schwarz-chain"/>
+      <w:bookmarkStart w:id="37" w:name="eq-cauchy-schwarz-chain"/>
       <m:oMathPara>
         <m:oMathParaPr>
           <m:jc m:val="center"/>
@@ -16281,7 +16312,7 @@
           </m:r>
         </m:oMath>
       </m:oMathPara>
-      <w:bookmarkEnd w:id="36"/>
+      <w:bookmarkEnd w:id="37"/>
     </w:p>
     <w:p>
       <w:pPr>
@@ -19344,7 +19375,7 @@
         <w:t xml:space="preserve">so equality holds.</w:t>
       </w:r>
     </w:p>
-    <w:bookmarkStart w:id="37" w:name="exm-cauchy-schwarz"/>
+    <w:bookmarkStart w:id="38" w:name="exm-cauchy-schwarz"/>
     <w:p>
       <w:pPr>
         <w:pStyle w:val="FirstParagraph"/>
@@ -20167,8 +20198,8 @@
         <w:t xml:space="preserve">so equality holds.</w:t>
       </w:r>
     </w:p>
-    <w:bookmarkEnd w:id="37"/>
-    <w:bookmarkStart w:id="38" w:name="thm-triangle-inequality"/>
+    <w:bookmarkEnd w:id="38"/>
+    <w:bookmarkStart w:id="39" w:name="thm-triangle-inequality"/>
     <w:p>
       <w:pPr>
         <w:pStyle w:val="FirstParagraph"/>
@@ -20367,7 +20398,7 @@
         </m:oMath>
       </m:oMathPara>
     </w:p>
-    <w:bookmarkEnd w:id="38"/>
+    <w:bookmarkEnd w:id="39"/>
     <w:p>
       <w:pPr>
         <w:pStyle w:val="FirstParagraph"/>
@@ -21268,7 +21299,7 @@
         <w:t xml:space="preserve">.</w:t>
       </w:r>
     </w:p>
-    <w:bookmarkStart w:id="39" w:name="exm-triangle-inequality"/>
+    <w:bookmarkStart w:id="40" w:name="exm-triangle-inequality"/>
     <w:p>
       <w:pPr>
         <w:pStyle w:val="BodyText"/>
@@ -21868,8 +21899,8 @@
         <w:t xml:space="preserve">so equality holds.</w:t>
       </w:r>
     </w:p>
-    <w:bookmarkEnd w:id="39"/>
-    <w:bookmarkStart w:id="40" w:name="def-norm"/>
+    <w:bookmarkEnd w:id="40"/>
+    <w:bookmarkStart w:id="41" w:name="def-norm"/>
     <w:p>
       <w:pPr>
         <w:pStyle w:val="FirstParagraph"/>
@@ -22558,8 +22589,8 @@
         <w:t xml:space="preserve">).</w:t>
       </w:r>
     </w:p>
-    <w:bookmarkEnd w:id="40"/>
-    <w:bookmarkStart w:id="42" w:name="exm-norm-euclidean"/>
+    <w:bookmarkEnd w:id="41"/>
+    <w:bookmarkStart w:id="43" w:name="exm-norm-euclidean"/>
     <w:p>
       <w:pPr>
         <w:pStyle w:val="BodyText"/>
@@ -22604,7 +22635,7 @@
       <w:r>
         <w:t xml:space="preserve">equipped with the Euclidean norm (</w:t>
       </w:r>
-      <w:hyperlink r:id="rId41">
+      <w:hyperlink r:id="rId42">
         <w:r>
           <w:rPr>
             <w:rStyle w:val="Hyperlink"/>
@@ -22875,8 +22906,8 @@
         <w:t xml:space="preserve">which satisfies all three norm axioms.</w:t>
       </w:r>
     </w:p>
-    <w:bookmarkEnd w:id="42"/>
-    <w:bookmarkStart w:id="43" w:name="def-vector-p-norm"/>
+    <w:bookmarkEnd w:id="43"/>
+    <w:bookmarkStart w:id="44" w:name="def-vector-p-norm"/>
     <w:p>
       <w:pPr>
         <w:pStyle w:val="BodyText"/>
@@ -23580,233 +23611,12 @@
       <w:r>
         <w:t xml:space="preserve">.</w:t>
       </w:r>
-      <w:r>
-        <w:t xml:space="preserve"> </w:t>
-      </w:r>
-      <w:r>
-        <w:t xml:space="preserve">The</w:t>
-      </w:r>
-      <w:r>
-        <w:t xml:space="preserve"> </w:t>
-      </w:r>
-      <w:r>
-        <w:rPr>
-          <w:b/>
-          <w:bCs/>
-        </w:rPr>
-        <w:t xml:space="preserve">infinity norm</w:t>
-      </w:r>
-      <w:r>
-        <w:t xml:space="preserve"> </w:t>
-      </w:r>
-      <w:r>
-        <w:t xml:space="preserve">(also the</w:t>
-      </w:r>
-      <w:r>
-        <w:t xml:space="preserve"> </w:t>
-      </w:r>
-      <m:oMath>
-        <m:sSub>
-          <m:e>
-            <m:r>
-              <m:t>ℓ</m:t>
-            </m:r>
-          </m:e>
-          <m:sub>
-            <m:r>
-              <m:rPr>
-                <m:sty m:val="p"/>
-              </m:rPr>
-              <m:t>∞</m:t>
-            </m:r>
-          </m:sub>
-        </m:sSub>
-      </m:oMath>
-      <w:r>
-        <w:rPr>
-          <w:b/>
-          <w:bCs/>
-        </w:rPr>
-        <w:t xml:space="preserve"> </w:t>
-      </w:r>
-      <w:r>
-        <w:rPr>
-          <w:b/>
-          <w:bCs/>
-        </w:rPr>
-        <w:t xml:space="preserve">norm</w:t>
-      </w:r>
-      <w:r>
-        <w:t xml:space="preserve">,</w:t>
-      </w:r>
-      <w:r>
-        <w:t xml:space="preserve"> </w:t>
-      </w:r>
-      <w:r>
-        <w:rPr>
-          <w:b/>
-          <w:bCs/>
-        </w:rPr>
-        <w:t xml:space="preserve">maximum norm</w:t>
-      </w:r>
-      <w:r>
-        <w:t xml:space="preserve">, or</w:t>
-      </w:r>
-      <w:r>
-        <w:t xml:space="preserve"> </w:t>
-      </w:r>
-      <w:r>
-        <w:rPr>
-          <w:b/>
-          <w:bCs/>
-        </w:rPr>
-        <w:t xml:space="preserve">Chebyshev norm</w:t>
-      </w:r>
-      <w:r>
-        <w:t xml:space="preserve">) is defined separately by</w:t>
-      </w:r>
     </w:p>
+    <w:bookmarkEnd w:id="44"/>
+    <w:bookmarkStart w:id="45" w:name="exm-vector-p-norm"/>
     <w:p>
       <w:pPr>
         <w:pStyle w:val="BodyText"/>
-      </w:pPr>
-      <m:oMathPara>
-        <m:oMathParaPr>
-          <m:jc m:val="center"/>
-        </m:oMathParaPr>
-        <m:oMath>
-          <m:r>
-            <m:t>​</m:t>
-          </m:r>
-          <m:d>
-            <m:dPr>
-              <m:begChr m:val="∥"/>
-              <m:sepChr m:val=""/>
-              <m:endChr m:val="∥"/>
-              <m:grow/>
-            </m:dPr>
-            <m:e>
-              <m:acc>
-                <m:accPr>
-                  <m:chr m:val="̃"/>
-                </m:accPr>
-                <m:e>
-                  <m:r>
-                    <m:t>x</m:t>
-                  </m:r>
-                </m:e>
-              </m:acc>
-            </m:e>
-          </m:d>
-          <m:sSub>
-            <m:e>
-              <m:r>
-                <m:t>​</m:t>
-              </m:r>
-            </m:e>
-            <m:sub>
-              <m:r>
-                <m:rPr>
-                  <m:sty m:val="p"/>
-                </m:rPr>
-                <m:t>∞</m:t>
-              </m:r>
-            </m:sub>
-          </m:sSub>
-          <m:limUpp>
-            <m:e>
-              <m:r>
-                <m:rPr>
-                  <m:sty m:val="p"/>
-                </m:rPr>
-                <m:t>=</m:t>
-              </m:r>
-            </m:e>
-            <m:lim>
-              <m:r>
-                <m:rPr>
-                  <m:nor/>
-                  <m:sty m:val="p"/>
-                </m:rPr>
-                <m:t>def</m:t>
-              </m:r>
-            </m:lim>
-          </m:limUpp>
-          <m:limLow>
-            <m:e>
-              <m:r>
-                <m:rPr>
-                  <m:sty m:val="p"/>
-                </m:rPr>
-                <m:t>max</m:t>
-              </m:r>
-            </m:e>
-            <m:lim>
-              <m:r>
-                <m:t>1</m:t>
-              </m:r>
-              <m:r>
-                <m:rPr>
-                  <m:sty m:val="p"/>
-                </m:rPr>
-                <m:t>≤</m:t>
-              </m:r>
-              <m:r>
-                <m:t>i</m:t>
-              </m:r>
-              <m:r>
-                <m:rPr>
-                  <m:sty m:val="p"/>
-                </m:rPr>
-                <m:t>≤</m:t>
-              </m:r>
-              <m:r>
-                <m:t>p</m:t>
-              </m:r>
-            </m:lim>
-          </m:limLow>
-          <m:r>
-            <m:t>​</m:t>
-          </m:r>
-          <m:d>
-            <m:dPr>
-              <m:begChr m:val="|"/>
-              <m:sepChr m:val=""/>
-              <m:endChr m:val="|"/>
-              <m:grow/>
-            </m:dPr>
-            <m:e>
-              <m:sSub>
-                <m:e>
-                  <m:r>
-                    <m:t>x</m:t>
-                  </m:r>
-                </m:e>
-                <m:sub>
-                  <m:r>
-                    <m:t>i</m:t>
-                  </m:r>
-                </m:sub>
-              </m:sSub>
-            </m:e>
-          </m:d>
-          <m:r>
-            <m:t>​</m:t>
-          </m:r>
-          <m:r>
-            <m:rPr>
-              <m:sty m:val="p"/>
-            </m:rPr>
-            <m:t>.</m:t>
-          </m:r>
-        </m:oMath>
-      </m:oMathPara>
-    </w:p>
-    <w:bookmarkEnd w:id="43"/>
-    <w:bookmarkStart w:id="44" w:name="exm-vector-p-norm"/>
-    <w:p>
-      <w:pPr>
-        <w:pStyle w:val="FirstParagraph"/>
       </w:pPr>
       <w:r>
         <w:rPr>
@@ -24892,8 +24702,8 @@
         </m:oMath>
       </m:oMathPara>
     </w:p>
-    <w:bookmarkEnd w:id="44"/>
-    <w:bookmarkStart w:id="45" w:name="rem-vector-norms-sparsity"/>
+    <w:bookmarkEnd w:id="45"/>
+    <w:bookmarkStart w:id="46" w:name="rem-vector-norms-sparsity"/>
     <w:p>
       <w:pPr>
         <w:pStyle w:val="FirstParagraph"/>
@@ -24903,7 +24713,7 @@
           <w:i/>
           <w:iCs/>
         </w:rPr>
-        <w:t xml:space="preserve">Remark 2</w:t>
+        <w:t xml:space="preserve">Remark 3</w:t>
       </w:r>
       <w:r>
         <w:t xml:space="preserve"> (Unit balls and regularization in machine learning). </w:t>
@@ -25379,11 +25189,405 @@
         <w:t xml:space="preserve">penalty (Ridge regularization) shrinks all weights toward zero without setting them exactly to zero.</w:t>
       </w:r>
     </w:p>
-    <w:bookmarkEnd w:id="45"/>
-    <w:bookmarkStart w:id="46" w:name="thm-vector-p-norm"/>
+    <w:bookmarkEnd w:id="46"/>
+    <w:bookmarkStart w:id="47" w:name="def-infinity-norm"/>
     <w:p>
       <w:pPr>
         <w:pStyle w:val="BodyText"/>
+      </w:pPr>
+      <w:r>
+        <w:rPr>
+          <w:b/>
+          <w:bCs/>
+        </w:rPr>
+        <w:t xml:space="preserve">Definition 6 (Infinity norm (</w:t>
+      </w:r>
+      <m:oMath>
+        <m:sSub>
+          <m:e>
+            <m:r>
+              <m:t>ℓ</m:t>
+            </m:r>
+          </m:e>
+          <m:sub>
+            <m:r>
+              <m:rPr>
+                <m:sty m:val="p"/>
+              </m:rPr>
+              <m:t>∞</m:t>
+            </m:r>
+          </m:sub>
+        </m:sSub>
+      </m:oMath>
+      <w:r>
+        <w:rPr>
+          <w:b/>
+          <w:bCs/>
+        </w:rPr>
+        <w:t xml:space="preserve"> </w:t>
+      </w:r>
+      <w:r>
+        <w:rPr>
+          <w:b/>
+          <w:bCs/>
+        </w:rPr>
+        <w:t xml:space="preserve">norm, maximum norm, Chebyshev norm))</w:t>
+      </w:r>
+      <w:r>
+        <w:t xml:space="preserve"> </w:t>
+      </w:r>
+      <w:r>
+        <w:t xml:space="preserve">For a vector</w:t>
+      </w:r>
+      <w:r>
+        <w:t xml:space="preserve"> </w:t>
+      </w:r>
+      <m:oMath>
+        <m:acc>
+          <m:accPr>
+            <m:chr m:val="̃"/>
+          </m:accPr>
+          <m:e>
+            <m:r>
+              <m:t>x</m:t>
+            </m:r>
+          </m:e>
+        </m:acc>
+        <m:r>
+          <m:rPr>
+            <m:sty m:val="p"/>
+          </m:rPr>
+          <m:t>=</m:t>
+        </m:r>
+        <m:r>
+          <m:rPr>
+            <m:sty m:val="p"/>
+          </m:rPr>
+          <m:t>(</m:t>
+        </m:r>
+        <m:sSub>
+          <m:e>
+            <m:r>
+              <m:t>x</m:t>
+            </m:r>
+          </m:e>
+          <m:sub>
+            <m:r>
+              <m:t>1</m:t>
+            </m:r>
+          </m:sub>
+        </m:sSub>
+        <m:r>
+          <m:rPr>
+            <m:sty m:val="p"/>
+          </m:rPr>
+          <m:t>,</m:t>
+        </m:r>
+        <m:r>
+          <m:rPr>
+            <m:sty m:val="p"/>
+          </m:rPr>
+          <m:t>…</m:t>
+        </m:r>
+        <m:r>
+          <m:rPr>
+            <m:sty m:val="p"/>
+          </m:rPr>
+          <m:t>,</m:t>
+        </m:r>
+        <m:sSub>
+          <m:e>
+            <m:r>
+              <m:t>x</m:t>
+            </m:r>
+          </m:e>
+          <m:sub>
+            <m:r>
+              <m:t>p</m:t>
+            </m:r>
+          </m:sub>
+        </m:sSub>
+        <m:r>
+          <m:rPr>
+            <m:sty m:val="p"/>
+          </m:rPr>
+          <m:t>)</m:t>
+        </m:r>
+        <m:r>
+          <m:rPr>
+            <m:sty m:val="p"/>
+          </m:rPr>
+          <m:t>∈</m:t>
+        </m:r>
+        <m:sSup>
+          <m:e>
+            <m:r>
+              <m:rPr>
+                <m:scr m:val="double-struck"/>
+                <m:sty m:val="p"/>
+              </m:rPr>
+              <m:t>R</m:t>
+            </m:r>
+          </m:e>
+          <m:sup>
+            <m:r>
+              <m:t>p</m:t>
+            </m:r>
+          </m:sup>
+        </m:sSup>
+      </m:oMath>
+      <w:r>
+        <w:t xml:space="preserve">,</w:t>
+      </w:r>
+      <w:r>
+        <w:t xml:space="preserve"> </w:t>
+      </w:r>
+      <w:r>
+        <w:t xml:space="preserve">the</w:t>
+      </w:r>
+      <w:r>
+        <w:t xml:space="preserve"> </w:t>
+      </w:r>
+      <w:r>
+        <w:rPr>
+          <w:b/>
+          <w:bCs/>
+        </w:rPr>
+        <w:t xml:space="preserve">infinity norm</w:t>
+      </w:r>
+      <w:r>
+        <w:t xml:space="preserve"> </w:t>
+      </w:r>
+      <w:r>
+        <w:t xml:space="preserve">(also the</w:t>
+      </w:r>
+      <w:r>
+        <w:t xml:space="preserve"> </w:t>
+      </w:r>
+      <m:oMath>
+        <m:sSub>
+          <m:e>
+            <m:r>
+              <m:t>ℓ</m:t>
+            </m:r>
+          </m:e>
+          <m:sub>
+            <m:r>
+              <m:rPr>
+                <m:sty m:val="p"/>
+              </m:rPr>
+              <m:t>∞</m:t>
+            </m:r>
+          </m:sub>
+        </m:sSub>
+      </m:oMath>
+      <w:r>
+        <w:rPr>
+          <w:b/>
+          <w:bCs/>
+        </w:rPr>
+        <w:t xml:space="preserve"> </w:t>
+      </w:r>
+      <w:r>
+        <w:rPr>
+          <w:b/>
+          <w:bCs/>
+        </w:rPr>
+        <w:t xml:space="preserve">norm</w:t>
+      </w:r>
+      <w:r>
+        <w:t xml:space="preserve">,</w:t>
+      </w:r>
+      <w:r>
+        <w:t xml:space="preserve"> </w:t>
+      </w:r>
+      <w:r>
+        <w:rPr>
+          <w:b/>
+          <w:bCs/>
+        </w:rPr>
+        <w:t xml:space="preserve">maximum norm</w:t>
+      </w:r>
+      <w:r>
+        <w:t xml:space="preserve">, or</w:t>
+      </w:r>
+      <w:r>
+        <w:t xml:space="preserve"> </w:t>
+      </w:r>
+      <w:r>
+        <w:rPr>
+          <w:b/>
+          <w:bCs/>
+        </w:rPr>
+        <w:t xml:space="preserve">Chebyshev norm</w:t>
+      </w:r>
+      <w:r>
+        <w:t xml:space="preserve">) is defined separately from the</w:t>
+      </w:r>
+      <w:r>
+        <w:t xml:space="preserve"> </w:t>
+      </w:r>
+      <m:oMath>
+        <m:r>
+          <m:t>p</m:t>
+        </m:r>
+      </m:oMath>
+      <w:r>
+        <w:t xml:space="preserve">-norms (</w:t>
+      </w:r>
+      <w:hyperlink w:anchor="def-vector-p-norm">
+        <w:r>
+          <w:rPr>
+            <w:rStyle w:val="Hyperlink"/>
+          </w:rPr>
+          <w:t xml:space="preserve">Definition 5</w:t>
+        </w:r>
+      </w:hyperlink>
+      <w:r>
+        <w:t xml:space="preserve">) by</w:t>
+      </w:r>
+    </w:p>
+    <w:p>
+      <w:pPr>
+        <w:pStyle w:val="BodyText"/>
+      </w:pPr>
+      <m:oMathPara>
+        <m:oMathParaPr>
+          <m:jc m:val="center"/>
+        </m:oMathParaPr>
+        <m:oMath>
+          <m:r>
+            <m:t>​</m:t>
+          </m:r>
+          <m:d>
+            <m:dPr>
+              <m:begChr m:val="∥"/>
+              <m:sepChr m:val=""/>
+              <m:endChr m:val="∥"/>
+              <m:grow/>
+            </m:dPr>
+            <m:e>
+              <m:acc>
+                <m:accPr>
+                  <m:chr m:val="̃"/>
+                </m:accPr>
+                <m:e>
+                  <m:r>
+                    <m:t>x</m:t>
+                  </m:r>
+                </m:e>
+              </m:acc>
+            </m:e>
+          </m:d>
+          <m:sSub>
+            <m:e>
+              <m:r>
+                <m:t>​</m:t>
+              </m:r>
+            </m:e>
+            <m:sub>
+              <m:r>
+                <m:rPr>
+                  <m:sty m:val="p"/>
+                </m:rPr>
+                <m:t>∞</m:t>
+              </m:r>
+            </m:sub>
+          </m:sSub>
+          <m:limUpp>
+            <m:e>
+              <m:r>
+                <m:rPr>
+                  <m:sty m:val="p"/>
+                </m:rPr>
+                <m:t>=</m:t>
+              </m:r>
+            </m:e>
+            <m:lim>
+              <m:r>
+                <m:rPr>
+                  <m:nor/>
+                  <m:sty m:val="p"/>
+                </m:rPr>
+                <m:t>def</m:t>
+              </m:r>
+            </m:lim>
+          </m:limUpp>
+          <m:limLow>
+            <m:e>
+              <m:r>
+                <m:rPr>
+                  <m:sty m:val="p"/>
+                </m:rPr>
+                <m:t>max</m:t>
+              </m:r>
+            </m:e>
+            <m:lim>
+              <m:r>
+                <m:t>1</m:t>
+              </m:r>
+              <m:r>
+                <m:rPr>
+                  <m:sty m:val="p"/>
+                </m:rPr>
+                <m:t>≤</m:t>
+              </m:r>
+              <m:r>
+                <m:t>i</m:t>
+              </m:r>
+              <m:r>
+                <m:rPr>
+                  <m:sty m:val="p"/>
+                </m:rPr>
+                <m:t>≤</m:t>
+              </m:r>
+              <m:r>
+                <m:t>p</m:t>
+              </m:r>
+            </m:lim>
+          </m:limLow>
+          <m:r>
+            <m:t>​</m:t>
+          </m:r>
+          <m:d>
+            <m:dPr>
+              <m:begChr m:val="|"/>
+              <m:sepChr m:val=""/>
+              <m:endChr m:val="|"/>
+              <m:grow/>
+            </m:dPr>
+            <m:e>
+              <m:sSub>
+                <m:e>
+                  <m:r>
+                    <m:t>x</m:t>
+                  </m:r>
+                </m:e>
+                <m:sub>
+                  <m:r>
+                    <m:t>i</m:t>
+                  </m:r>
+                </m:sub>
+              </m:sSub>
+            </m:e>
+          </m:d>
+          <m:r>
+            <m:t>​</m:t>
+          </m:r>
+          <m:r>
+            <m:rPr>
+              <m:sty m:val="p"/>
+            </m:rPr>
+            <m:t>.</m:t>
+          </m:r>
+        </m:oMath>
+      </m:oMathPara>
+    </w:p>
+    <w:bookmarkEnd w:id="47"/>
+    <w:bookmarkStart w:id="48" w:name="thm-vector-p-norm"/>
+    <w:p>
+      <w:pPr>
+        <w:pStyle w:val="FirstParagraph"/>
       </w:pPr>
       <w:r>
         <w:rPr>
@@ -25782,7 +25986,7 @@
       <w:r>
         <w:t xml:space="preserve">which is the Euclidean norm (</w:t>
       </w:r>
-      <w:hyperlink r:id="rId41">
+      <w:hyperlink r:id="rId42">
         <w:r>
           <w:rPr>
             <w:rStyle w:val="Hyperlink"/>
@@ -26049,7 +26253,7 @@
         <w:t xml:space="preserve">).</w:t>
       </w:r>
     </w:p>
-    <w:bookmarkEnd w:id="46"/>
+    <w:bookmarkEnd w:id="48"/>
     <w:p>
       <w:pPr>
         <w:pStyle w:val="FirstParagraph"/>
@@ -31101,7 +31305,7 @@
         <w:t xml:space="preserve">.</w:t>
       </w:r>
     </w:p>
-    <w:bookmarkStart w:id="47" w:name="exm-vector-p-norm-limit"/>
+    <w:bookmarkStart w:id="49" w:name="exm-vector-p-norm-limit"/>
     <w:p>
       <w:pPr>
         <w:pStyle w:val="BodyText"/>
@@ -32545,8 +32749,8 @@
         <w:t xml:space="preserve">.</w:t>
       </w:r>
     </w:p>
-    <w:bookmarkEnd w:id="47"/>
-    <w:bookmarkStart w:id="48" w:name="def-cosine-sine"/>
+    <w:bookmarkEnd w:id="49"/>
+    <w:bookmarkStart w:id="50" w:name="def-cosine-sine"/>
     <w:p>
       <w:pPr>
         <w:pStyle w:val="BodyText"/>
@@ -32556,7 +32760,7 @@
           <w:b/>
           <w:bCs/>
         </w:rPr>
-        <w:t xml:space="preserve">Definition 6 (Cosine and sine)</w:t>
+        <w:t xml:space="preserve">Definition 7 (Cosine and sine)</w:t>
       </w:r>
       <w:r>
         <w:t xml:space="preserve"> </w:t>
@@ -32967,8 +33171,8 @@
         <w:t xml:space="preserve">.</w:t>
       </w:r>
     </w:p>
-    <w:bookmarkEnd w:id="48"/>
-    <w:bookmarkStart w:id="49" w:name="exm-cosine-sine"/>
+    <w:bookmarkEnd w:id="50"/>
+    <w:bookmarkStart w:id="51" w:name="exm-cosine-sine"/>
     <w:p>
       <w:pPr>
         <w:pStyle w:val="BodyText"/>
@@ -33924,8 +34128,8 @@
         <w:t xml:space="preserve">degrees.</w:t>
       </w:r>
     </w:p>
-    <w:bookmarkEnd w:id="49"/>
-    <w:bookmarkStart w:id="50" w:name="def-angle"/>
+    <w:bookmarkEnd w:id="51"/>
+    <w:bookmarkStart w:id="52" w:name="def-angle"/>
     <w:p>
       <w:pPr>
         <w:pStyle w:val="BodyText"/>
@@ -33935,7 +34139,7 @@
           <w:b/>
           <w:bCs/>
         </w:rPr>
-        <w:t xml:space="preserve">Definition 7 (Angle between two vectors)</w:t>
+        <w:t xml:space="preserve">Definition 8 (Angle between two vectors)</w:t>
       </w:r>
       <w:r>
         <w:t xml:space="preserve"> </w:t>
@@ -34067,7 +34271,7 @@
           <w:rPr>
             <w:rStyle w:val="Hyperlink"/>
           </w:rPr>
-          <w:t xml:space="preserve">Definition 6</w:t>
+          <w:t xml:space="preserve">Definition 7</w:t>
         </w:r>
       </w:hyperlink>
       <w:r>
@@ -34197,8 +34401,8 @@
         </m:oMath>
       </m:oMathPara>
     </w:p>
-    <w:bookmarkEnd w:id="50"/>
-    <w:bookmarkStart w:id="51" w:name="rem-angle-well-defined"/>
+    <w:bookmarkEnd w:id="52"/>
+    <w:bookmarkStart w:id="53" w:name="rem-angle-well-defined"/>
     <w:p>
       <w:pPr>
         <w:pStyle w:val="FirstParagraph"/>
@@ -34208,7 +34412,7 @@
           <w:i/>
           <w:iCs/>
         </w:rPr>
-        <w:t xml:space="preserve">Remark 3</w:t>
+        <w:t xml:space="preserve">Remark 4</w:t>
       </w:r>
       <w:r>
         <w:t xml:space="preserve"> (Why the angle is well defined). </w:t>
@@ -34506,7 +34710,7 @@
       <w:r>
         <w:t xml:space="preserve">so for nonzero vectors, orthogonal (</w:t>
       </w:r>
-      <w:hyperlink r:id="rId20">
+      <w:hyperlink r:id="rId22">
         <w:r>
           <w:rPr>
             <w:rStyle w:val="Hyperlink"/>
@@ -34518,8 +34722,8 @@
         <w:t xml:space="preserve">) means at a right angle.</w:t>
       </w:r>
     </w:p>
-    <w:bookmarkEnd w:id="51"/>
-    <w:bookmarkStart w:id="52" w:name="exm-angle"/>
+    <w:bookmarkEnd w:id="53"/>
+    <w:bookmarkStart w:id="54" w:name="exm-angle"/>
     <w:p>
       <w:pPr>
         <w:pStyle w:val="BodyText"/>
@@ -35224,8 +35428,8 @@
         <w:t xml:space="preserve">.</w:t>
       </w:r>
     </w:p>
-    <w:bookmarkEnd w:id="52"/>
-    <w:bookmarkStart w:id="53" w:name="def-cosine-similarity"/>
+    <w:bookmarkEnd w:id="54"/>
+    <w:bookmarkStart w:id="55" w:name="def-cosine-similarity"/>
     <w:p>
       <w:pPr>
         <w:pStyle w:val="FirstParagraph"/>
@@ -35235,7 +35439,7 @@
           <w:b/>
           <w:bCs/>
         </w:rPr>
-        <w:t xml:space="preserve">Definition 8 (Cosine similarity)</w:t>
+        <w:t xml:space="preserve">Definition 9 (Cosine similarity)</w:t>
       </w:r>
       <w:r>
         <w:t xml:space="preserve"> </w:t>
@@ -35329,7 +35533,7 @@
           <w:rPr>
             <w:rStyle w:val="Hyperlink"/>
           </w:rPr>
-          <w:t xml:space="preserve">Definition 7</w:t>
+          <w:t xml:space="preserve">Definition 8</w:t>
         </w:r>
       </w:hyperlink>
       <w:r>
@@ -35507,10 +35711,1092 @@
         </m:oMath>
       </m:oMathPara>
     </w:p>
+    <w:bookmarkEnd w:id="55"/>
+    <w:bookmarkStart w:id="56" w:name="exm-cosine-similarity"/>
     <w:p>
       <w:pPr>
         <w:pStyle w:val="FirstParagraph"/>
       </w:pPr>
+      <w:r>
+        <w:rPr>
+          <w:b/>
+          <w:bCs/>
+        </w:rPr>
+        <w:t xml:space="preserve">Example 15 (Cosine similarity of parallel, orthogonal, and arbitrary vectors)</w:t>
+      </w:r>
+      <w:r>
+        <w:t xml:space="preserve"> </w:t>
+      </w:r>
+      <w:r>
+        <w:t xml:space="preserve">For vectors in</w:t>
+      </w:r>
+      <w:r>
+        <w:t xml:space="preserve"> </w:t>
+      </w:r>
+      <m:oMath>
+        <m:sSup>
+          <m:e>
+            <m:r>
+              <m:rPr>
+                <m:scr m:val="double-struck"/>
+                <m:sty m:val="p"/>
+              </m:rPr>
+              <m:t>R</m:t>
+            </m:r>
+          </m:e>
+          <m:sup>
+            <m:r>
+              <m:t>2</m:t>
+            </m:r>
+          </m:sup>
+        </m:sSup>
+      </m:oMath>
+      <w:r>
+        <w:t xml:space="preserve">:</w:t>
+      </w:r>
+    </w:p>
+    <w:p>
+      <w:pPr>
+        <w:numPr>
+          <w:ilvl w:val="0"/>
+          <w:numId w:val="1018"/>
+        </w:numPr>
+      </w:pPr>
+      <w:r>
+        <w:t xml:space="preserve">Parallel vectors</w:t>
+      </w:r>
+      <w:r>
+        <w:t xml:space="preserve"> </w:t>
+      </w:r>
+      <m:oMath>
+        <m:acc>
+          <m:accPr>
+            <m:chr m:val="̃"/>
+          </m:accPr>
+          <m:e>
+            <m:r>
+              <m:t>x</m:t>
+            </m:r>
+          </m:e>
+        </m:acc>
+        <m:r>
+          <m:rPr>
+            <m:sty m:val="p"/>
+          </m:rPr>
+          <m:t>=</m:t>
+        </m:r>
+        <m:r>
+          <m:rPr>
+            <m:sty m:val="p"/>
+          </m:rPr>
+          <m:t>(</m:t>
+        </m:r>
+        <m:r>
+          <m:t>1</m:t>
+        </m:r>
+        <m:r>
+          <m:rPr>
+            <m:sty m:val="p"/>
+          </m:rPr>
+          <m:t>,</m:t>
+        </m:r>
+        <m:r>
+          <m:t>2</m:t>
+        </m:r>
+        <m:r>
+          <m:rPr>
+            <m:sty m:val="p"/>
+          </m:rPr>
+          <m:t>)</m:t>
+        </m:r>
+      </m:oMath>
+      <w:r>
+        <w:t xml:space="preserve"> </w:t>
+      </w:r>
+      <w:r>
+        <w:t xml:space="preserve">and</w:t>
+      </w:r>
+      <w:r>
+        <w:t xml:space="preserve"> </w:t>
+      </w:r>
+      <m:oMath>
+        <m:acc>
+          <m:accPr>
+            <m:chr m:val="̃"/>
+          </m:accPr>
+          <m:e>
+            <m:r>
+              <m:t>y</m:t>
+            </m:r>
+          </m:e>
+        </m:acc>
+        <m:r>
+          <m:rPr>
+            <m:sty m:val="p"/>
+          </m:rPr>
+          <m:t>=</m:t>
+        </m:r>
+        <m:r>
+          <m:rPr>
+            <m:sty m:val="p"/>
+          </m:rPr>
+          <m:t>(</m:t>
+        </m:r>
+        <m:r>
+          <m:t>2</m:t>
+        </m:r>
+        <m:r>
+          <m:rPr>
+            <m:sty m:val="p"/>
+          </m:rPr>
+          <m:t>,</m:t>
+        </m:r>
+        <m:r>
+          <m:t>4</m:t>
+        </m:r>
+        <m:r>
+          <m:rPr>
+            <m:sty m:val="p"/>
+          </m:rPr>
+          <m:t>)</m:t>
+        </m:r>
+      </m:oMath>
+      <w:r>
+        <w:t xml:space="preserve">:</w:t>
+      </w:r>
+    </w:p>
+    <w:p>
+      <w:pPr>
+        <w:pStyle w:val="BodyText"/>
+      </w:pPr>
+      <m:oMathPara>
+        <m:oMathParaPr>
+          <m:jc m:val="center"/>
+        </m:oMathParaPr>
+        <m:oMath>
+          <m:eqArr>
+            <m:e>
+              <m:r>
+                <m:rPr>
+                  <m:sty m:val="p"/>
+                </m:rPr>
+                <m:t>cossim</m:t>
+              </m:r>
+              <m:r>
+                <m:rPr>
+                  <m:sty m:val="p"/>
+                </m:rPr>
+                <m:t>(</m:t>
+              </m:r>
+              <m:acc>
+                <m:accPr>
+                  <m:chr m:val="̃"/>
+                </m:accPr>
+                <m:e>
+                  <m:r>
+                    <m:t>x</m:t>
+                  </m:r>
+                </m:e>
+              </m:acc>
+              <m:r>
+                <m:rPr>
+                  <m:sty m:val="p"/>
+                </m:rPr>
+                <m:t>,</m:t>
+              </m:r>
+              <m:acc>
+                <m:accPr>
+                  <m:chr m:val="̃"/>
+                </m:accPr>
+                <m:e>
+                  <m:r>
+                    <m:t>y</m:t>
+                  </m:r>
+                </m:e>
+              </m:acc>
+              <m:r>
+                <m:rPr>
+                  <m:sty m:val="p"/>
+                </m:rPr>
+                <m:t>)</m:t>
+              </m:r>
+              <m:r>
+                <m:t>&amp;</m:t>
+              </m:r>
+              <m:r>
+                <m:rPr>
+                  <m:sty m:val="p"/>
+                </m:rPr>
+                <m:t>=</m:t>
+              </m:r>
+              <m:f>
+                <m:fPr>
+                  <m:type m:val="bar"/>
+                </m:fPr>
+                <m:num>
+                  <m:r>
+                    <m:t>2</m:t>
+                  </m:r>
+                  <m:r>
+                    <m:rPr>
+                      <m:sty m:val="p"/>
+                    </m:rPr>
+                    <m:t>+</m:t>
+                  </m:r>
+                  <m:r>
+                    <m:t>8</m:t>
+                  </m:r>
+                </m:num>
+                <m:den>
+                  <m:rad>
+                    <m:radPr>
+                      <m:degHide m:val="on"/>
+                    </m:radPr>
+                    <m:deg/>
+                    <m:e>
+                      <m:r>
+                        <m:t>5</m:t>
+                      </m:r>
+                    </m:e>
+                  </m:rad>
+                  <m:r>
+                    <m:t> </m:t>
+                  </m:r>
+                  <m:rad>
+                    <m:radPr>
+                      <m:degHide m:val="on"/>
+                    </m:radPr>
+                    <m:deg/>
+                    <m:e>
+                      <m:r>
+                        <m:t>20</m:t>
+                      </m:r>
+                    </m:e>
+                  </m:rad>
+                </m:den>
+              </m:f>
+            </m:e>
+            <m:e>
+              <m:r>
+                <m:t>&amp;</m:t>
+              </m:r>
+              <m:r>
+                <m:rPr>
+                  <m:sty m:val="p"/>
+                </m:rPr>
+                <m:t>=</m:t>
+              </m:r>
+              <m:f>
+                <m:fPr>
+                  <m:type m:val="bar"/>
+                </m:fPr>
+                <m:num>
+                  <m:r>
+                    <m:t>10</m:t>
+                  </m:r>
+                </m:num>
+                <m:den>
+                  <m:r>
+                    <m:t>10</m:t>
+                  </m:r>
+                </m:den>
+              </m:f>
+            </m:e>
+            <m:e>
+              <m:r>
+                <m:t>&amp;</m:t>
+              </m:r>
+              <m:r>
+                <m:rPr>
+                  <m:sty m:val="p"/>
+                </m:rPr>
+                <m:t>=</m:t>
+              </m:r>
+              <m:r>
+                <m:t>1</m:t>
+              </m:r>
+              <m:r>
+                <m:rPr>
+                  <m:sty m:val="p"/>
+                </m:rPr>
+                <m:t>.</m:t>
+              </m:r>
+            </m:e>
+          </m:eqArr>
+        </m:oMath>
+      </m:oMathPara>
+    </w:p>
+    <w:p>
+      <w:pPr>
+        <w:numPr>
+          <w:ilvl w:val="0"/>
+          <w:numId w:val="1018"/>
+        </w:numPr>
+      </w:pPr>
+      <w:r>
+        <w:t xml:space="preserve">Orthogonal vectors</w:t>
+      </w:r>
+      <w:r>
+        <w:t xml:space="preserve"> </w:t>
+      </w:r>
+      <m:oMath>
+        <m:acc>
+          <m:accPr>
+            <m:chr m:val="̃"/>
+          </m:accPr>
+          <m:e>
+            <m:r>
+              <m:t>x</m:t>
+            </m:r>
+          </m:e>
+        </m:acc>
+        <m:r>
+          <m:rPr>
+            <m:sty m:val="p"/>
+          </m:rPr>
+          <m:t>=</m:t>
+        </m:r>
+        <m:r>
+          <m:rPr>
+            <m:sty m:val="p"/>
+          </m:rPr>
+          <m:t>(</m:t>
+        </m:r>
+        <m:r>
+          <m:t>1</m:t>
+        </m:r>
+        <m:r>
+          <m:rPr>
+            <m:sty m:val="p"/>
+          </m:rPr>
+          <m:t>,</m:t>
+        </m:r>
+        <m:r>
+          <m:t>2</m:t>
+        </m:r>
+        <m:r>
+          <m:rPr>
+            <m:sty m:val="p"/>
+          </m:rPr>
+          <m:t>)</m:t>
+        </m:r>
+      </m:oMath>
+      <w:r>
+        <w:t xml:space="preserve"> </w:t>
+      </w:r>
+      <w:r>
+        <w:t xml:space="preserve">and</w:t>
+      </w:r>
+      <w:r>
+        <w:t xml:space="preserve"> </w:t>
+      </w:r>
+      <m:oMath>
+        <m:acc>
+          <m:accPr>
+            <m:chr m:val="̃"/>
+          </m:accPr>
+          <m:e>
+            <m:r>
+              <m:t>y</m:t>
+            </m:r>
+          </m:e>
+        </m:acc>
+        <m:r>
+          <m:rPr>
+            <m:sty m:val="p"/>
+          </m:rPr>
+          <m:t>=</m:t>
+        </m:r>
+        <m:r>
+          <m:rPr>
+            <m:sty m:val="p"/>
+          </m:rPr>
+          <m:t>(</m:t>
+        </m:r>
+        <m:r>
+          <m:rPr>
+            <m:sty m:val="p"/>
+          </m:rPr>
+          <m:t>−</m:t>
+        </m:r>
+        <m:r>
+          <m:t>2</m:t>
+        </m:r>
+        <m:r>
+          <m:rPr>
+            <m:sty m:val="p"/>
+          </m:rPr>
+          <m:t>,</m:t>
+        </m:r>
+        <m:r>
+          <m:t>1</m:t>
+        </m:r>
+        <m:r>
+          <m:rPr>
+            <m:sty m:val="p"/>
+          </m:rPr>
+          <m:t>)</m:t>
+        </m:r>
+      </m:oMath>
+      <w:r>
+        <w:t xml:space="preserve">:</w:t>
+      </w:r>
+    </w:p>
+    <w:p>
+      <w:pPr>
+        <w:pStyle w:val="BodyText"/>
+      </w:pPr>
+      <m:oMathPara>
+        <m:oMathParaPr>
+          <m:jc m:val="center"/>
+        </m:oMathParaPr>
+        <m:oMath>
+          <m:eqArr>
+            <m:e>
+              <m:r>
+                <m:rPr>
+                  <m:sty m:val="p"/>
+                </m:rPr>
+                <m:t>cossim</m:t>
+              </m:r>
+              <m:r>
+                <m:rPr>
+                  <m:sty m:val="p"/>
+                </m:rPr>
+                <m:t>(</m:t>
+              </m:r>
+              <m:acc>
+                <m:accPr>
+                  <m:chr m:val="̃"/>
+                </m:accPr>
+                <m:e>
+                  <m:r>
+                    <m:t>x</m:t>
+                  </m:r>
+                </m:e>
+              </m:acc>
+              <m:r>
+                <m:rPr>
+                  <m:sty m:val="p"/>
+                </m:rPr>
+                <m:t>,</m:t>
+              </m:r>
+              <m:acc>
+                <m:accPr>
+                  <m:chr m:val="̃"/>
+                </m:accPr>
+                <m:e>
+                  <m:r>
+                    <m:t>y</m:t>
+                  </m:r>
+                </m:e>
+              </m:acc>
+              <m:r>
+                <m:rPr>
+                  <m:sty m:val="p"/>
+                </m:rPr>
+                <m:t>)</m:t>
+              </m:r>
+              <m:r>
+                <m:t>&amp;</m:t>
+              </m:r>
+              <m:r>
+                <m:rPr>
+                  <m:sty m:val="p"/>
+                </m:rPr>
+                <m:t>=</m:t>
+              </m:r>
+              <m:f>
+                <m:fPr>
+                  <m:type m:val="bar"/>
+                </m:fPr>
+                <m:num>
+                  <m:r>
+                    <m:rPr>
+                      <m:sty m:val="p"/>
+                    </m:rPr>
+                    <m:t>−</m:t>
+                  </m:r>
+                  <m:r>
+                    <m:t>2</m:t>
+                  </m:r>
+                  <m:r>
+                    <m:rPr>
+                      <m:sty m:val="p"/>
+                    </m:rPr>
+                    <m:t>+</m:t>
+                  </m:r>
+                  <m:r>
+                    <m:t>2</m:t>
+                  </m:r>
+                </m:num>
+                <m:den>
+                  <m:rad>
+                    <m:radPr>
+                      <m:degHide m:val="on"/>
+                    </m:radPr>
+                    <m:deg/>
+                    <m:e>
+                      <m:r>
+                        <m:t>5</m:t>
+                      </m:r>
+                    </m:e>
+                  </m:rad>
+                  <m:r>
+                    <m:t> </m:t>
+                  </m:r>
+                  <m:rad>
+                    <m:radPr>
+                      <m:degHide m:val="on"/>
+                    </m:radPr>
+                    <m:deg/>
+                    <m:e>
+                      <m:r>
+                        <m:t>5</m:t>
+                      </m:r>
+                    </m:e>
+                  </m:rad>
+                </m:den>
+              </m:f>
+            </m:e>
+            <m:e>
+              <m:r>
+                <m:t>&amp;</m:t>
+              </m:r>
+              <m:r>
+                <m:rPr>
+                  <m:sty m:val="p"/>
+                </m:rPr>
+                <m:t>=</m:t>
+              </m:r>
+              <m:f>
+                <m:fPr>
+                  <m:type m:val="bar"/>
+                </m:fPr>
+                <m:num>
+                  <m:r>
+                    <m:t>0</m:t>
+                  </m:r>
+                </m:num>
+                <m:den>
+                  <m:r>
+                    <m:t>5</m:t>
+                  </m:r>
+                </m:den>
+              </m:f>
+            </m:e>
+            <m:e>
+              <m:r>
+                <m:t>&amp;</m:t>
+              </m:r>
+              <m:r>
+                <m:rPr>
+                  <m:sty m:val="p"/>
+                </m:rPr>
+                <m:t>=</m:t>
+              </m:r>
+              <m:r>
+                <m:t>0</m:t>
+              </m:r>
+              <m:r>
+                <m:rPr>
+                  <m:sty m:val="p"/>
+                </m:rPr>
+                <m:t>.</m:t>
+              </m:r>
+            </m:e>
+          </m:eqArr>
+        </m:oMath>
+      </m:oMathPara>
+    </w:p>
+    <w:p>
+      <w:pPr>
+        <w:numPr>
+          <w:ilvl w:val="0"/>
+          <w:numId w:val="1018"/>
+        </w:numPr>
+      </w:pPr>
+      <w:r>
+        <w:t xml:space="preserve">Arbitrary vectors</w:t>
+      </w:r>
+      <w:r>
+        <w:t xml:space="preserve"> </w:t>
+      </w:r>
+      <m:oMath>
+        <m:acc>
+          <m:accPr>
+            <m:chr m:val="̃"/>
+          </m:accPr>
+          <m:e>
+            <m:r>
+              <m:t>x</m:t>
+            </m:r>
+          </m:e>
+        </m:acc>
+        <m:r>
+          <m:rPr>
+            <m:sty m:val="p"/>
+          </m:rPr>
+          <m:t>=</m:t>
+        </m:r>
+        <m:r>
+          <m:rPr>
+            <m:sty m:val="p"/>
+          </m:rPr>
+          <m:t>(</m:t>
+        </m:r>
+        <m:r>
+          <m:t>1</m:t>
+        </m:r>
+        <m:r>
+          <m:rPr>
+            <m:sty m:val="p"/>
+          </m:rPr>
+          <m:t>,</m:t>
+        </m:r>
+        <m:r>
+          <m:t>0</m:t>
+        </m:r>
+        <m:r>
+          <m:rPr>
+            <m:sty m:val="p"/>
+          </m:rPr>
+          <m:t>)</m:t>
+        </m:r>
+      </m:oMath>
+      <w:r>
+        <w:t xml:space="preserve"> </w:t>
+      </w:r>
+      <w:r>
+        <w:t xml:space="preserve">and</w:t>
+      </w:r>
+      <w:r>
+        <w:t xml:space="preserve"> </w:t>
+      </w:r>
+      <m:oMath>
+        <m:acc>
+          <m:accPr>
+            <m:chr m:val="̃"/>
+          </m:accPr>
+          <m:e>
+            <m:r>
+              <m:t>y</m:t>
+            </m:r>
+          </m:e>
+        </m:acc>
+        <m:r>
+          <m:rPr>
+            <m:sty m:val="p"/>
+          </m:rPr>
+          <m:t>=</m:t>
+        </m:r>
+        <m:r>
+          <m:rPr>
+            <m:sty m:val="p"/>
+          </m:rPr>
+          <m:t>(</m:t>
+        </m:r>
+        <m:r>
+          <m:t>1</m:t>
+        </m:r>
+        <m:r>
+          <m:rPr>
+            <m:sty m:val="p"/>
+          </m:rPr>
+          <m:t>,</m:t>
+        </m:r>
+        <m:r>
+          <m:t>1</m:t>
+        </m:r>
+        <m:r>
+          <m:rPr>
+            <m:sty m:val="p"/>
+          </m:rPr>
+          <m:t>)</m:t>
+        </m:r>
+      </m:oMath>
+      <w:r>
+        <w:t xml:space="preserve">:</w:t>
+      </w:r>
+    </w:p>
+    <w:p>
+      <w:pPr>
+        <w:pStyle w:val="BodyText"/>
+      </w:pPr>
+      <m:oMathPara>
+        <m:oMathParaPr>
+          <m:jc m:val="center"/>
+        </m:oMathParaPr>
+        <m:oMath>
+          <m:eqArr>
+            <m:e>
+              <m:r>
+                <m:rPr>
+                  <m:sty m:val="p"/>
+                </m:rPr>
+                <m:t>cossim</m:t>
+              </m:r>
+              <m:r>
+                <m:rPr>
+                  <m:sty m:val="p"/>
+                </m:rPr>
+                <m:t>(</m:t>
+              </m:r>
+              <m:acc>
+                <m:accPr>
+                  <m:chr m:val="̃"/>
+                </m:accPr>
+                <m:e>
+                  <m:r>
+                    <m:t>x</m:t>
+                  </m:r>
+                </m:e>
+              </m:acc>
+              <m:r>
+                <m:rPr>
+                  <m:sty m:val="p"/>
+                </m:rPr>
+                <m:t>,</m:t>
+              </m:r>
+              <m:acc>
+                <m:accPr>
+                  <m:chr m:val="̃"/>
+                </m:accPr>
+                <m:e>
+                  <m:r>
+                    <m:t>y</m:t>
+                  </m:r>
+                </m:e>
+              </m:acc>
+              <m:r>
+                <m:rPr>
+                  <m:sty m:val="p"/>
+                </m:rPr>
+                <m:t>)</m:t>
+              </m:r>
+              <m:r>
+                <m:t>&amp;</m:t>
+              </m:r>
+              <m:r>
+                <m:rPr>
+                  <m:sty m:val="p"/>
+                </m:rPr>
+                <m:t>=</m:t>
+              </m:r>
+              <m:f>
+                <m:fPr>
+                  <m:type m:val="bar"/>
+                </m:fPr>
+                <m:num>
+                  <m:r>
+                    <m:t>1</m:t>
+                  </m:r>
+                  <m:r>
+                    <m:rPr>
+                      <m:sty m:val="p"/>
+                    </m:rPr>
+                    <m:t>⋅</m:t>
+                  </m:r>
+                  <m:r>
+                    <m:t>1</m:t>
+                  </m:r>
+                  <m:r>
+                    <m:rPr>
+                      <m:sty m:val="p"/>
+                    </m:rPr>
+                    <m:t>+</m:t>
+                  </m:r>
+                  <m:r>
+                    <m:t>0</m:t>
+                  </m:r>
+                  <m:r>
+                    <m:rPr>
+                      <m:sty m:val="p"/>
+                    </m:rPr>
+                    <m:t>⋅</m:t>
+                  </m:r>
+                  <m:r>
+                    <m:t>1</m:t>
+                  </m:r>
+                </m:num>
+                <m:den>
+                  <m:r>
+                    <m:t>1</m:t>
+                  </m:r>
+                  <m:r>
+                    <m:rPr>
+                      <m:sty m:val="p"/>
+                    </m:rPr>
+                    <m:t>⋅</m:t>
+                  </m:r>
+                  <m:rad>
+                    <m:radPr>
+                      <m:degHide m:val="on"/>
+                    </m:radPr>
+                    <m:deg/>
+                    <m:e>
+                      <m:r>
+                        <m:t>2</m:t>
+                      </m:r>
+                    </m:e>
+                  </m:rad>
+                </m:den>
+              </m:f>
+            </m:e>
+            <m:e>
+              <m:r>
+                <m:t>&amp;</m:t>
+              </m:r>
+              <m:r>
+                <m:rPr>
+                  <m:sty m:val="p"/>
+                </m:rPr>
+                <m:t>=</m:t>
+              </m:r>
+              <m:f>
+                <m:fPr>
+                  <m:type m:val="bar"/>
+                </m:fPr>
+                <m:num>
+                  <m:r>
+                    <m:t>1</m:t>
+                  </m:r>
+                </m:num>
+                <m:den>
+                  <m:rad>
+                    <m:radPr>
+                      <m:degHide m:val="on"/>
+                    </m:radPr>
+                    <m:deg/>
+                    <m:e>
+                      <m:r>
+                        <m:t>2</m:t>
+                      </m:r>
+                    </m:e>
+                  </m:rad>
+                </m:den>
+              </m:f>
+              <m:r>
+                <m:rPr>
+                  <m:sty m:val="p"/>
+                </m:rPr>
+                <m:t>.</m:t>
+              </m:r>
+            </m:e>
+          </m:eqArr>
+        </m:oMath>
+      </m:oMathPara>
+    </w:p>
+    <w:p>
+      <w:pPr>
+        <w:pStyle w:val="FirstParagraph"/>
+      </w:pPr>
+      <w:r>
+        <w:t xml:space="preserve">When both vectors have unit Euclidean norm (</w:t>
+      </w:r>
+      <m:oMath>
+        <m:r>
+          <m:t>​</m:t>
+        </m:r>
+        <m:d>
+          <m:dPr>
+            <m:begChr m:val="∥"/>
+            <m:sepChr m:val=""/>
+            <m:endChr m:val="∥"/>
+            <m:grow/>
+          </m:dPr>
+          <m:e>
+            <m:acc>
+              <m:accPr>
+                <m:chr m:val="̃"/>
+              </m:accPr>
+              <m:e>
+                <m:r>
+                  <m:t>x</m:t>
+                </m:r>
+              </m:e>
+            </m:acc>
+          </m:e>
+        </m:d>
+        <m:r>
+          <m:t>​</m:t>
+        </m:r>
+        <m:r>
+          <m:rPr>
+            <m:sty m:val="p"/>
+          </m:rPr>
+          <m:t>=</m:t>
+        </m:r>
+        <m:r>
+          <m:t>1</m:t>
+        </m:r>
+      </m:oMath>
+      <w:r>
+        <w:t xml:space="preserve"> </w:t>
+      </w:r>
+      <w:r>
+        <w:t xml:space="preserve">and</w:t>
+      </w:r>
+      <w:r>
+        <w:t xml:space="preserve"> </w:t>
+      </w:r>
+      <m:oMath>
+        <m:r>
+          <m:t>​</m:t>
+        </m:r>
+        <m:d>
+          <m:dPr>
+            <m:begChr m:val="∥"/>
+            <m:sepChr m:val=""/>
+            <m:endChr m:val="∥"/>
+            <m:grow/>
+          </m:dPr>
+          <m:e>
+            <m:acc>
+              <m:accPr>
+                <m:chr m:val="̃"/>
+              </m:accPr>
+              <m:e>
+                <m:r>
+                  <m:t>y</m:t>
+                </m:r>
+              </m:e>
+            </m:acc>
+          </m:e>
+        </m:d>
+        <m:r>
+          <m:t>​</m:t>
+        </m:r>
+        <m:r>
+          <m:rPr>
+            <m:sty m:val="p"/>
+          </m:rPr>
+          <m:t>=</m:t>
+        </m:r>
+        <m:r>
+          <m:t>1</m:t>
+        </m:r>
+      </m:oMath>
+      <w:r>
+        <w:t xml:space="preserve">),</w:t>
+      </w:r>
+      <w:r>
+        <w:t xml:space="preserve"> </w:t>
+      </w:r>
+      <w:r>
+        <w:t xml:space="preserve">cosine similarity equals their inner product:</w:t>
+      </w:r>
+      <w:r>
+        <w:t xml:space="preserve"> </w:t>
+      </w:r>
+      <m:oMath>
+        <m:r>
+          <m:rPr>
+            <m:sty m:val="p"/>
+          </m:rPr>
+          <m:t>cossim</m:t>
+        </m:r>
+        <m:r>
+          <m:rPr>
+            <m:sty m:val="p"/>
+          </m:rPr>
+          <m:t>(</m:t>
+        </m:r>
+        <m:acc>
+          <m:accPr>
+            <m:chr m:val="̃"/>
+          </m:accPr>
+          <m:e>
+            <m:r>
+              <m:t>x</m:t>
+            </m:r>
+          </m:e>
+        </m:acc>
+        <m:r>
+          <m:rPr>
+            <m:sty m:val="p"/>
+          </m:rPr>
+          <m:t>,</m:t>
+        </m:r>
+        <m:acc>
+          <m:accPr>
+            <m:chr m:val="̃"/>
+          </m:accPr>
+          <m:e>
+            <m:r>
+              <m:t>y</m:t>
+            </m:r>
+          </m:e>
+        </m:acc>
+        <m:r>
+          <m:rPr>
+            <m:sty m:val="p"/>
+          </m:rPr>
+          <m:t>)</m:t>
+        </m:r>
+        <m:r>
+          <m:rPr>
+            <m:sty m:val="p"/>
+          </m:rPr>
+          <m:t>=</m:t>
+        </m:r>
+        <m:d>
+          <m:dPr>
+            <m:begChr m:val="⟨"/>
+            <m:sepChr m:val=""/>
+            <m:endChr m:val="⟩"/>
+            <m:grow/>
+          </m:dPr>
+          <m:e>
+            <m:acc>
+              <m:accPr>
+                <m:chr m:val="̃"/>
+              </m:accPr>
+              <m:e>
+                <m:r>
+                  <m:t>x</m:t>
+                </m:r>
+              </m:e>
+            </m:acc>
+            <m:r>
+              <m:rPr>
+                <m:sty m:val="p"/>
+              </m:rPr>
+              <m:t>,</m:t>
+            </m:r>
+            <m:acc>
+              <m:accPr>
+                <m:chr m:val="̃"/>
+              </m:accPr>
+              <m:e>
+                <m:r>
+                  <m:t>y</m:t>
+                </m:r>
+              </m:e>
+            </m:acc>
+          </m:e>
+        </m:d>
+      </m:oMath>
+      <w:r>
+        <w:t xml:space="preserve">.</w:t>
+      </w:r>
+    </w:p>
+    <w:bookmarkEnd w:id="56"/>
+    <w:bookmarkStart w:id="57" w:name="X64c41f557e7f698c947bb0d906d626137043d1e"/>
+    <w:p>
+      <w:pPr>
+        <w:pStyle w:val="BodyText"/>
+      </w:pPr>
+      <w:r>
+        <w:rPr>
+          <w:b/>
+          <w:bCs/>
+        </w:rPr>
+        <w:t xml:space="preserve">Definition 10 (Cosine similarity in an inner product space)</w:t>
+      </w:r>
+      <w:r>
+        <w:t xml:space="preserve"> </w:t>
+      </w:r>
       <w:r>
         <w:t xml:space="preserve">In a general real inner product space (</w:t>
       </w:r>
@@ -35592,7 +36878,23 @@
         </m:r>
       </m:oMath>
       <w:r>
-        <w:t xml:space="preserve">, the cosine similarity is</w:t>
+        <w:t xml:space="preserve">, the</w:t>
+      </w:r>
+      <w:r>
+        <w:t xml:space="preserve"> </w:t>
+      </w:r>
+      <w:r>
+        <w:rPr>
+          <w:b/>
+          <w:bCs/>
+        </w:rPr>
+        <w:t xml:space="preserve">cosine similarity</w:t>
+      </w:r>
+      <w:r>
+        <w:t xml:space="preserve"> </w:t>
+      </w:r>
+      <w:r>
+        <w:t xml:space="preserve">is</w:t>
       </w:r>
     </w:p>
     <w:p>
@@ -35776,1079 +37078,9 @@
         </m:oMath>
       </m:oMathPara>
     </w:p>
-    <w:bookmarkEnd w:id="53"/>
-    <w:bookmarkStart w:id="54" w:name="exm-cosine-similarity"/>
-    <w:p>
-      <w:pPr>
-        <w:pStyle w:val="FirstParagraph"/>
-      </w:pPr>
-      <w:r>
-        <w:rPr>
-          <w:b/>
-          <w:bCs/>
-        </w:rPr>
-        <w:t xml:space="preserve">Example 15 (Cosine similarity of parallel, orthogonal, and arbitrary vectors)</w:t>
-      </w:r>
-      <w:r>
-        <w:t xml:space="preserve"> </w:t>
-      </w:r>
-      <w:r>
-        <w:t xml:space="preserve">For vectors in</w:t>
-      </w:r>
-      <w:r>
-        <w:t xml:space="preserve"> </w:t>
-      </w:r>
-      <m:oMath>
-        <m:sSup>
-          <m:e>
-            <m:r>
-              <m:rPr>
-                <m:scr m:val="double-struck"/>
-                <m:sty m:val="p"/>
-              </m:rPr>
-              <m:t>R</m:t>
-            </m:r>
-          </m:e>
-          <m:sup>
-            <m:r>
-              <m:t>2</m:t>
-            </m:r>
-          </m:sup>
-        </m:sSup>
-      </m:oMath>
-      <w:r>
-        <w:t xml:space="preserve">:</w:t>
-      </w:r>
-    </w:p>
-    <w:p>
-      <w:pPr>
-        <w:numPr>
-          <w:ilvl w:val="0"/>
-          <w:numId w:val="1018"/>
-        </w:numPr>
-      </w:pPr>
-      <w:r>
-        <w:t xml:space="preserve">Parallel vectors</w:t>
-      </w:r>
-      <w:r>
-        <w:t xml:space="preserve"> </w:t>
-      </w:r>
-      <m:oMath>
-        <m:acc>
-          <m:accPr>
-            <m:chr m:val="̃"/>
-          </m:accPr>
-          <m:e>
-            <m:r>
-              <m:t>x</m:t>
-            </m:r>
-          </m:e>
-        </m:acc>
-        <m:r>
-          <m:rPr>
-            <m:sty m:val="p"/>
-          </m:rPr>
-          <m:t>=</m:t>
-        </m:r>
-        <m:r>
-          <m:rPr>
-            <m:sty m:val="p"/>
-          </m:rPr>
-          <m:t>(</m:t>
-        </m:r>
-        <m:r>
-          <m:t>1</m:t>
-        </m:r>
-        <m:r>
-          <m:rPr>
-            <m:sty m:val="p"/>
-          </m:rPr>
-          <m:t>,</m:t>
-        </m:r>
-        <m:r>
-          <m:t>2</m:t>
-        </m:r>
-        <m:r>
-          <m:rPr>
-            <m:sty m:val="p"/>
-          </m:rPr>
-          <m:t>)</m:t>
-        </m:r>
-      </m:oMath>
-      <w:r>
-        <w:t xml:space="preserve"> </w:t>
-      </w:r>
-      <w:r>
-        <w:t xml:space="preserve">and</w:t>
-      </w:r>
-      <w:r>
-        <w:t xml:space="preserve"> </w:t>
-      </w:r>
-      <m:oMath>
-        <m:acc>
-          <m:accPr>
-            <m:chr m:val="̃"/>
-          </m:accPr>
-          <m:e>
-            <m:r>
-              <m:t>y</m:t>
-            </m:r>
-          </m:e>
-        </m:acc>
-        <m:r>
-          <m:rPr>
-            <m:sty m:val="p"/>
-          </m:rPr>
-          <m:t>=</m:t>
-        </m:r>
-        <m:r>
-          <m:rPr>
-            <m:sty m:val="p"/>
-          </m:rPr>
-          <m:t>(</m:t>
-        </m:r>
-        <m:r>
-          <m:t>2</m:t>
-        </m:r>
-        <m:r>
-          <m:rPr>
-            <m:sty m:val="p"/>
-          </m:rPr>
-          <m:t>,</m:t>
-        </m:r>
-        <m:r>
-          <m:t>4</m:t>
-        </m:r>
-        <m:r>
-          <m:rPr>
-            <m:sty m:val="p"/>
-          </m:rPr>
-          <m:t>)</m:t>
-        </m:r>
-      </m:oMath>
-      <w:r>
-        <w:t xml:space="preserve">:</w:t>
-      </w:r>
-    </w:p>
-    <w:p>
-      <w:pPr>
-        <w:pStyle w:val="BodyText"/>
-      </w:pPr>
-      <m:oMathPara>
-        <m:oMathParaPr>
-          <m:jc m:val="center"/>
-        </m:oMathParaPr>
-        <m:oMath>
-          <m:eqArr>
-            <m:e>
-              <m:r>
-                <m:rPr>
-                  <m:sty m:val="p"/>
-                </m:rPr>
-                <m:t>cossim</m:t>
-              </m:r>
-              <m:r>
-                <m:rPr>
-                  <m:sty m:val="p"/>
-                </m:rPr>
-                <m:t>(</m:t>
-              </m:r>
-              <m:acc>
-                <m:accPr>
-                  <m:chr m:val="̃"/>
-                </m:accPr>
-                <m:e>
-                  <m:r>
-                    <m:t>x</m:t>
-                  </m:r>
-                </m:e>
-              </m:acc>
-              <m:r>
-                <m:rPr>
-                  <m:sty m:val="p"/>
-                </m:rPr>
-                <m:t>,</m:t>
-              </m:r>
-              <m:acc>
-                <m:accPr>
-                  <m:chr m:val="̃"/>
-                </m:accPr>
-                <m:e>
-                  <m:r>
-                    <m:t>y</m:t>
-                  </m:r>
-                </m:e>
-              </m:acc>
-              <m:r>
-                <m:rPr>
-                  <m:sty m:val="p"/>
-                </m:rPr>
-                <m:t>)</m:t>
-              </m:r>
-              <m:r>
-                <m:t>&amp;</m:t>
-              </m:r>
-              <m:r>
-                <m:rPr>
-                  <m:sty m:val="p"/>
-                </m:rPr>
-                <m:t>=</m:t>
-              </m:r>
-              <m:f>
-                <m:fPr>
-                  <m:type m:val="bar"/>
-                </m:fPr>
-                <m:num>
-                  <m:r>
-                    <m:t>2</m:t>
-                  </m:r>
-                  <m:r>
-                    <m:rPr>
-                      <m:sty m:val="p"/>
-                    </m:rPr>
-                    <m:t>+</m:t>
-                  </m:r>
-                  <m:r>
-                    <m:t>8</m:t>
-                  </m:r>
-                </m:num>
-                <m:den>
-                  <m:rad>
-                    <m:radPr>
-                      <m:degHide m:val="on"/>
-                    </m:radPr>
-                    <m:deg/>
-                    <m:e>
-                      <m:r>
-                        <m:t>5</m:t>
-                      </m:r>
-                    </m:e>
-                  </m:rad>
-                  <m:r>
-                    <m:t> </m:t>
-                  </m:r>
-                  <m:rad>
-                    <m:radPr>
-                      <m:degHide m:val="on"/>
-                    </m:radPr>
-                    <m:deg/>
-                    <m:e>
-                      <m:r>
-                        <m:t>20</m:t>
-                      </m:r>
-                    </m:e>
-                  </m:rad>
-                </m:den>
-              </m:f>
-            </m:e>
-            <m:e>
-              <m:r>
-                <m:t>&amp;</m:t>
-              </m:r>
-              <m:r>
-                <m:rPr>
-                  <m:sty m:val="p"/>
-                </m:rPr>
-                <m:t>=</m:t>
-              </m:r>
-              <m:f>
-                <m:fPr>
-                  <m:type m:val="bar"/>
-                </m:fPr>
-                <m:num>
-                  <m:r>
-                    <m:t>10</m:t>
-                  </m:r>
-                </m:num>
-                <m:den>
-                  <m:r>
-                    <m:t>10</m:t>
-                  </m:r>
-                </m:den>
-              </m:f>
-            </m:e>
-            <m:e>
-              <m:r>
-                <m:t>&amp;</m:t>
-              </m:r>
-              <m:r>
-                <m:rPr>
-                  <m:sty m:val="p"/>
-                </m:rPr>
-                <m:t>=</m:t>
-              </m:r>
-              <m:r>
-                <m:t>1</m:t>
-              </m:r>
-              <m:r>
-                <m:rPr>
-                  <m:sty m:val="p"/>
-                </m:rPr>
-                <m:t>.</m:t>
-              </m:r>
-            </m:e>
-          </m:eqArr>
-        </m:oMath>
-      </m:oMathPara>
-    </w:p>
-    <w:p>
-      <w:pPr>
-        <w:numPr>
-          <w:ilvl w:val="0"/>
-          <w:numId w:val="1018"/>
-        </w:numPr>
-      </w:pPr>
-      <w:r>
-        <w:t xml:space="preserve">Orthogonal vectors</w:t>
-      </w:r>
-      <w:r>
-        <w:t xml:space="preserve"> </w:t>
-      </w:r>
-      <m:oMath>
-        <m:acc>
-          <m:accPr>
-            <m:chr m:val="̃"/>
-          </m:accPr>
-          <m:e>
-            <m:r>
-              <m:t>x</m:t>
-            </m:r>
-          </m:e>
-        </m:acc>
-        <m:r>
-          <m:rPr>
-            <m:sty m:val="p"/>
-          </m:rPr>
-          <m:t>=</m:t>
-        </m:r>
-        <m:r>
-          <m:rPr>
-            <m:sty m:val="p"/>
-          </m:rPr>
-          <m:t>(</m:t>
-        </m:r>
-        <m:r>
-          <m:t>1</m:t>
-        </m:r>
-        <m:r>
-          <m:rPr>
-            <m:sty m:val="p"/>
-          </m:rPr>
-          <m:t>,</m:t>
-        </m:r>
-        <m:r>
-          <m:t>2</m:t>
-        </m:r>
-        <m:r>
-          <m:rPr>
-            <m:sty m:val="p"/>
-          </m:rPr>
-          <m:t>)</m:t>
-        </m:r>
-      </m:oMath>
-      <w:r>
-        <w:t xml:space="preserve"> </w:t>
-      </w:r>
-      <w:r>
-        <w:t xml:space="preserve">and</w:t>
-      </w:r>
-      <w:r>
-        <w:t xml:space="preserve"> </w:t>
-      </w:r>
-      <m:oMath>
-        <m:acc>
-          <m:accPr>
-            <m:chr m:val="̃"/>
-          </m:accPr>
-          <m:e>
-            <m:r>
-              <m:t>y</m:t>
-            </m:r>
-          </m:e>
-        </m:acc>
-        <m:r>
-          <m:rPr>
-            <m:sty m:val="p"/>
-          </m:rPr>
-          <m:t>=</m:t>
-        </m:r>
-        <m:r>
-          <m:rPr>
-            <m:sty m:val="p"/>
-          </m:rPr>
-          <m:t>(</m:t>
-        </m:r>
-        <m:r>
-          <m:rPr>
-            <m:sty m:val="p"/>
-          </m:rPr>
-          <m:t>−</m:t>
-        </m:r>
-        <m:r>
-          <m:t>2</m:t>
-        </m:r>
-        <m:r>
-          <m:rPr>
-            <m:sty m:val="p"/>
-          </m:rPr>
-          <m:t>,</m:t>
-        </m:r>
-        <m:r>
-          <m:t>1</m:t>
-        </m:r>
-        <m:r>
-          <m:rPr>
-            <m:sty m:val="p"/>
-          </m:rPr>
-          <m:t>)</m:t>
-        </m:r>
-      </m:oMath>
-      <w:r>
-        <w:t xml:space="preserve">:</w:t>
-      </w:r>
-    </w:p>
-    <w:p>
-      <w:pPr>
-        <w:pStyle w:val="BodyText"/>
-      </w:pPr>
-      <m:oMathPara>
-        <m:oMathParaPr>
-          <m:jc m:val="center"/>
-        </m:oMathParaPr>
-        <m:oMath>
-          <m:eqArr>
-            <m:e>
-              <m:r>
-                <m:rPr>
-                  <m:sty m:val="p"/>
-                </m:rPr>
-                <m:t>cossim</m:t>
-              </m:r>
-              <m:r>
-                <m:rPr>
-                  <m:sty m:val="p"/>
-                </m:rPr>
-                <m:t>(</m:t>
-              </m:r>
-              <m:acc>
-                <m:accPr>
-                  <m:chr m:val="̃"/>
-                </m:accPr>
-                <m:e>
-                  <m:r>
-                    <m:t>x</m:t>
-                  </m:r>
-                </m:e>
-              </m:acc>
-              <m:r>
-                <m:rPr>
-                  <m:sty m:val="p"/>
-                </m:rPr>
-                <m:t>,</m:t>
-              </m:r>
-              <m:acc>
-                <m:accPr>
-                  <m:chr m:val="̃"/>
-                </m:accPr>
-                <m:e>
-                  <m:r>
-                    <m:t>y</m:t>
-                  </m:r>
-                </m:e>
-              </m:acc>
-              <m:r>
-                <m:rPr>
-                  <m:sty m:val="p"/>
-                </m:rPr>
-                <m:t>)</m:t>
-              </m:r>
-              <m:r>
-                <m:t>&amp;</m:t>
-              </m:r>
-              <m:r>
-                <m:rPr>
-                  <m:sty m:val="p"/>
-                </m:rPr>
-                <m:t>=</m:t>
-              </m:r>
-              <m:f>
-                <m:fPr>
-                  <m:type m:val="bar"/>
-                </m:fPr>
-                <m:num>
-                  <m:r>
-                    <m:rPr>
-                      <m:sty m:val="p"/>
-                    </m:rPr>
-                    <m:t>−</m:t>
-                  </m:r>
-                  <m:r>
-                    <m:t>2</m:t>
-                  </m:r>
-                  <m:r>
-                    <m:rPr>
-                      <m:sty m:val="p"/>
-                    </m:rPr>
-                    <m:t>+</m:t>
-                  </m:r>
-                  <m:r>
-                    <m:t>2</m:t>
-                  </m:r>
-                </m:num>
-                <m:den>
-                  <m:rad>
-                    <m:radPr>
-                      <m:degHide m:val="on"/>
-                    </m:radPr>
-                    <m:deg/>
-                    <m:e>
-                      <m:r>
-                        <m:t>5</m:t>
-                      </m:r>
-                    </m:e>
-                  </m:rad>
-                  <m:r>
-                    <m:t> </m:t>
-                  </m:r>
-                  <m:rad>
-                    <m:radPr>
-                      <m:degHide m:val="on"/>
-                    </m:radPr>
-                    <m:deg/>
-                    <m:e>
-                      <m:r>
-                        <m:t>5</m:t>
-                      </m:r>
-                    </m:e>
-                  </m:rad>
-                </m:den>
-              </m:f>
-            </m:e>
-            <m:e>
-              <m:r>
-                <m:t>&amp;</m:t>
-              </m:r>
-              <m:r>
-                <m:rPr>
-                  <m:sty m:val="p"/>
-                </m:rPr>
-                <m:t>=</m:t>
-              </m:r>
-              <m:f>
-                <m:fPr>
-                  <m:type m:val="bar"/>
-                </m:fPr>
-                <m:num>
-                  <m:r>
-                    <m:t>0</m:t>
-                  </m:r>
-                </m:num>
-                <m:den>
-                  <m:r>
-                    <m:t>5</m:t>
-                  </m:r>
-                </m:den>
-              </m:f>
-            </m:e>
-            <m:e>
-              <m:r>
-                <m:t>&amp;</m:t>
-              </m:r>
-              <m:r>
-                <m:rPr>
-                  <m:sty m:val="p"/>
-                </m:rPr>
-                <m:t>=</m:t>
-              </m:r>
-              <m:r>
-                <m:t>0</m:t>
-              </m:r>
-              <m:r>
-                <m:rPr>
-                  <m:sty m:val="p"/>
-                </m:rPr>
-                <m:t>.</m:t>
-              </m:r>
-            </m:e>
-          </m:eqArr>
-        </m:oMath>
-      </m:oMathPara>
-    </w:p>
-    <w:p>
-      <w:pPr>
-        <w:numPr>
-          <w:ilvl w:val="0"/>
-          <w:numId w:val="1018"/>
-        </w:numPr>
-      </w:pPr>
-      <w:r>
-        <w:t xml:space="preserve">Arbitrary vectors</w:t>
-      </w:r>
-      <w:r>
-        <w:t xml:space="preserve"> </w:t>
-      </w:r>
-      <m:oMath>
-        <m:acc>
-          <m:accPr>
-            <m:chr m:val="̃"/>
-          </m:accPr>
-          <m:e>
-            <m:r>
-              <m:t>x</m:t>
-            </m:r>
-          </m:e>
-        </m:acc>
-        <m:r>
-          <m:rPr>
-            <m:sty m:val="p"/>
-          </m:rPr>
-          <m:t>=</m:t>
-        </m:r>
-        <m:r>
-          <m:rPr>
-            <m:sty m:val="p"/>
-          </m:rPr>
-          <m:t>(</m:t>
-        </m:r>
-        <m:r>
-          <m:t>1</m:t>
-        </m:r>
-        <m:r>
-          <m:rPr>
-            <m:sty m:val="p"/>
-          </m:rPr>
-          <m:t>,</m:t>
-        </m:r>
-        <m:r>
-          <m:t>0</m:t>
-        </m:r>
-        <m:r>
-          <m:rPr>
-            <m:sty m:val="p"/>
-          </m:rPr>
-          <m:t>)</m:t>
-        </m:r>
-      </m:oMath>
-      <w:r>
-        <w:t xml:space="preserve"> </w:t>
-      </w:r>
-      <w:r>
-        <w:t xml:space="preserve">and</w:t>
-      </w:r>
-      <w:r>
-        <w:t xml:space="preserve"> </w:t>
-      </w:r>
-      <m:oMath>
-        <m:acc>
-          <m:accPr>
-            <m:chr m:val="̃"/>
-          </m:accPr>
-          <m:e>
-            <m:r>
-              <m:t>y</m:t>
-            </m:r>
-          </m:e>
-        </m:acc>
-        <m:r>
-          <m:rPr>
-            <m:sty m:val="p"/>
-          </m:rPr>
-          <m:t>=</m:t>
-        </m:r>
-        <m:r>
-          <m:rPr>
-            <m:sty m:val="p"/>
-          </m:rPr>
-          <m:t>(</m:t>
-        </m:r>
-        <m:r>
-          <m:t>1</m:t>
-        </m:r>
-        <m:r>
-          <m:rPr>
-            <m:sty m:val="p"/>
-          </m:rPr>
-          <m:t>,</m:t>
-        </m:r>
-        <m:r>
-          <m:t>1</m:t>
-        </m:r>
-        <m:r>
-          <m:rPr>
-            <m:sty m:val="p"/>
-          </m:rPr>
-          <m:t>)</m:t>
-        </m:r>
-      </m:oMath>
-      <w:r>
-        <w:t xml:space="preserve">:</w:t>
-      </w:r>
-    </w:p>
-    <w:p>
-      <w:pPr>
-        <w:pStyle w:val="BodyText"/>
-      </w:pPr>
-      <m:oMathPara>
-        <m:oMathParaPr>
-          <m:jc m:val="center"/>
-        </m:oMathParaPr>
-        <m:oMath>
-          <m:eqArr>
-            <m:e>
-              <m:r>
-                <m:rPr>
-                  <m:sty m:val="p"/>
-                </m:rPr>
-                <m:t>cossim</m:t>
-              </m:r>
-              <m:r>
-                <m:rPr>
-                  <m:sty m:val="p"/>
-                </m:rPr>
-                <m:t>(</m:t>
-              </m:r>
-              <m:acc>
-                <m:accPr>
-                  <m:chr m:val="̃"/>
-                </m:accPr>
-                <m:e>
-                  <m:r>
-                    <m:t>x</m:t>
-                  </m:r>
-                </m:e>
-              </m:acc>
-              <m:r>
-                <m:rPr>
-                  <m:sty m:val="p"/>
-                </m:rPr>
-                <m:t>,</m:t>
-              </m:r>
-              <m:acc>
-                <m:accPr>
-                  <m:chr m:val="̃"/>
-                </m:accPr>
-                <m:e>
-                  <m:r>
-                    <m:t>y</m:t>
-                  </m:r>
-                </m:e>
-              </m:acc>
-              <m:r>
-                <m:rPr>
-                  <m:sty m:val="p"/>
-                </m:rPr>
-                <m:t>)</m:t>
-              </m:r>
-              <m:r>
-                <m:t>&amp;</m:t>
-              </m:r>
-              <m:r>
-                <m:rPr>
-                  <m:sty m:val="p"/>
-                </m:rPr>
-                <m:t>=</m:t>
-              </m:r>
-              <m:f>
-                <m:fPr>
-                  <m:type m:val="bar"/>
-                </m:fPr>
-                <m:num>
-                  <m:r>
-                    <m:t>1</m:t>
-                  </m:r>
-                  <m:r>
-                    <m:rPr>
-                      <m:sty m:val="p"/>
-                    </m:rPr>
-                    <m:t>⋅</m:t>
-                  </m:r>
-                  <m:r>
-                    <m:t>1</m:t>
-                  </m:r>
-                  <m:r>
-                    <m:rPr>
-                      <m:sty m:val="p"/>
-                    </m:rPr>
-                    <m:t>+</m:t>
-                  </m:r>
-                  <m:r>
-                    <m:t>0</m:t>
-                  </m:r>
-                  <m:r>
-                    <m:rPr>
-                      <m:sty m:val="p"/>
-                    </m:rPr>
-                    <m:t>⋅</m:t>
-                  </m:r>
-                  <m:r>
-                    <m:t>1</m:t>
-                  </m:r>
-                </m:num>
-                <m:den>
-                  <m:r>
-                    <m:t>1</m:t>
-                  </m:r>
-                  <m:r>
-                    <m:rPr>
-                      <m:sty m:val="p"/>
-                    </m:rPr>
-                    <m:t>⋅</m:t>
-                  </m:r>
-                  <m:rad>
-                    <m:radPr>
-                      <m:degHide m:val="on"/>
-                    </m:radPr>
-                    <m:deg/>
-                    <m:e>
-                      <m:r>
-                        <m:t>2</m:t>
-                      </m:r>
-                    </m:e>
-                  </m:rad>
-                </m:den>
-              </m:f>
-            </m:e>
-            <m:e>
-              <m:r>
-                <m:t>&amp;</m:t>
-              </m:r>
-              <m:r>
-                <m:rPr>
-                  <m:sty m:val="p"/>
-                </m:rPr>
-                <m:t>=</m:t>
-              </m:r>
-              <m:f>
-                <m:fPr>
-                  <m:type m:val="bar"/>
-                </m:fPr>
-                <m:num>
-                  <m:r>
-                    <m:t>1</m:t>
-                  </m:r>
-                </m:num>
-                <m:den>
-                  <m:rad>
-                    <m:radPr>
-                      <m:degHide m:val="on"/>
-                    </m:radPr>
-                    <m:deg/>
-                    <m:e>
-                      <m:r>
-                        <m:t>2</m:t>
-                      </m:r>
-                    </m:e>
-                  </m:rad>
-                </m:den>
-              </m:f>
-              <m:r>
-                <m:rPr>
-                  <m:sty m:val="p"/>
-                </m:rPr>
-                <m:t>.</m:t>
-              </m:r>
-            </m:e>
-          </m:eqArr>
-        </m:oMath>
-      </m:oMathPara>
-    </w:p>
-    <w:p>
-      <w:pPr>
-        <w:pStyle w:val="FirstParagraph"/>
-      </w:pPr>
-      <w:r>
-        <w:t xml:space="preserve">When both vectors have unit Euclidean norm (</w:t>
-      </w:r>
-      <m:oMath>
-        <m:r>
-          <m:t>​</m:t>
-        </m:r>
-        <m:d>
-          <m:dPr>
-            <m:begChr m:val="∥"/>
-            <m:sepChr m:val=""/>
-            <m:endChr m:val="∥"/>
-            <m:grow/>
-          </m:dPr>
-          <m:e>
-            <m:acc>
-              <m:accPr>
-                <m:chr m:val="̃"/>
-              </m:accPr>
-              <m:e>
-                <m:r>
-                  <m:t>x</m:t>
-                </m:r>
-              </m:e>
-            </m:acc>
-          </m:e>
-        </m:d>
-        <m:r>
-          <m:t>​</m:t>
-        </m:r>
-        <m:r>
-          <m:rPr>
-            <m:sty m:val="p"/>
-          </m:rPr>
-          <m:t>=</m:t>
-        </m:r>
-        <m:r>
-          <m:t>1</m:t>
-        </m:r>
-      </m:oMath>
-      <w:r>
-        <w:t xml:space="preserve"> </w:t>
-      </w:r>
-      <w:r>
-        <w:t xml:space="preserve">and</w:t>
-      </w:r>
-      <w:r>
-        <w:t xml:space="preserve"> </w:t>
-      </w:r>
-      <m:oMath>
-        <m:r>
-          <m:t>​</m:t>
-        </m:r>
-        <m:d>
-          <m:dPr>
-            <m:begChr m:val="∥"/>
-            <m:sepChr m:val=""/>
-            <m:endChr m:val="∥"/>
-            <m:grow/>
-          </m:dPr>
-          <m:e>
-            <m:acc>
-              <m:accPr>
-                <m:chr m:val="̃"/>
-              </m:accPr>
-              <m:e>
-                <m:r>
-                  <m:t>y</m:t>
-                </m:r>
-              </m:e>
-            </m:acc>
-          </m:e>
-        </m:d>
-        <m:r>
-          <m:t>​</m:t>
-        </m:r>
-        <m:r>
-          <m:rPr>
-            <m:sty m:val="p"/>
-          </m:rPr>
-          <m:t>=</m:t>
-        </m:r>
-        <m:r>
-          <m:t>1</m:t>
-        </m:r>
-      </m:oMath>
-      <w:r>
-        <w:t xml:space="preserve">),</w:t>
-      </w:r>
-      <w:r>
-        <w:t xml:space="preserve"> </w:t>
-      </w:r>
-      <w:r>
-        <w:t xml:space="preserve">cosine similarity equals their inner product:</w:t>
-      </w:r>
-      <w:r>
-        <w:t xml:space="preserve"> </w:t>
-      </w:r>
-      <m:oMath>
-        <m:r>
-          <m:rPr>
-            <m:sty m:val="p"/>
-          </m:rPr>
-          <m:t>cossim</m:t>
-        </m:r>
-        <m:r>
-          <m:rPr>
-            <m:sty m:val="p"/>
-          </m:rPr>
-          <m:t>(</m:t>
-        </m:r>
-        <m:acc>
-          <m:accPr>
-            <m:chr m:val="̃"/>
-          </m:accPr>
-          <m:e>
-            <m:r>
-              <m:t>x</m:t>
-            </m:r>
-          </m:e>
-        </m:acc>
-        <m:r>
-          <m:rPr>
-            <m:sty m:val="p"/>
-          </m:rPr>
-          <m:t>,</m:t>
-        </m:r>
-        <m:acc>
-          <m:accPr>
-            <m:chr m:val="̃"/>
-          </m:accPr>
-          <m:e>
-            <m:r>
-              <m:t>y</m:t>
-            </m:r>
-          </m:e>
-        </m:acc>
-        <m:r>
-          <m:rPr>
-            <m:sty m:val="p"/>
-          </m:rPr>
-          <m:t>)</m:t>
-        </m:r>
-        <m:r>
-          <m:rPr>
-            <m:sty m:val="p"/>
-          </m:rPr>
-          <m:t>=</m:t>
-        </m:r>
-        <m:d>
-          <m:dPr>
-            <m:begChr m:val="⟨"/>
-            <m:sepChr m:val=""/>
-            <m:endChr m:val="⟩"/>
-            <m:grow/>
-          </m:dPr>
-          <m:e>
-            <m:acc>
-              <m:accPr>
-                <m:chr m:val="̃"/>
-              </m:accPr>
-              <m:e>
-                <m:r>
-                  <m:t>x</m:t>
-                </m:r>
-              </m:e>
-            </m:acc>
-            <m:r>
-              <m:rPr>
-                <m:sty m:val="p"/>
-              </m:rPr>
-              <m:t>,</m:t>
-            </m:r>
-            <m:acc>
-              <m:accPr>
-                <m:chr m:val="̃"/>
-              </m:accPr>
-              <m:e>
-                <m:r>
-                  <m:t>y</m:t>
-                </m:r>
-              </m:e>
-            </m:acc>
-          </m:e>
-        </m:d>
-      </m:oMath>
-      <w:r>
-        <w:t xml:space="preserve">.</w:t>
-      </w:r>
-    </w:p>
-    <w:bookmarkEnd w:id="54"/>
-    <w:bookmarkEnd w:id="55"/>
-    <w:bookmarkStart w:id="87" w:name="sec-gram-schmidt"/>
+    <w:bookmarkEnd w:id="57"/>
+    <w:bookmarkEnd w:id="58"/>
+    <w:bookmarkStart w:id="90" w:name="sec-gram-schmidt"/>
     <w:p>
       <w:pPr>
         <w:pStyle w:val="Heading2"/>
@@ -36898,18 +37130,18 @@
                 <wp:inline>
                   <wp:extent cx="152400" cy="152400"/>
                   <wp:effectExtent b="0" l="0" r="0" t="0"/>
-                  <wp:docPr descr="" title="" id="56" name="Picture"/>
+                  <wp:docPr descr="" title="" id="59" name="Picture"/>
                   <a:graphic>
                     <a:graphicData uri="http://schemas.openxmlformats.org/drawingml/2006/picture">
                       <pic:pic>
                         <pic:nvPicPr>
-                          <pic:cNvPr descr="/opt/quarto/share/formats/docx/note.png" id="57" name="Picture"/>
+                          <pic:cNvPr descr="/opt/quarto/share/formats/docx/note.png" id="60" name="Picture"/>
                           <pic:cNvPicPr>
                             <a:picLocks noChangeArrowheads="1" noChangeAspect="1"/>
                           </pic:cNvPicPr>
                         </pic:nvPicPr>
                         <pic:blipFill>
-                          <a:blip r:embed="rId24"/>
+                          <a:blip r:embed="rId25"/>
                           <a:stretch>
                             <a:fillRect/>
                           </a:stretch>
@@ -37006,7 +37238,7 @@
             <w:r>
               <w:t xml:space="preserve"> </w:t>
             </w:r>
-            <w:hyperlink r:id="rId27">
+            <w:hyperlink r:id="rId28">
               <w:r>
                 <w:rPr>
                   <w:rStyle w:val="Hyperlink"/>
@@ -37034,7 +37266,7 @@
         </w:tc>
       </w:tr>
     </w:tbl>
-    <w:bookmarkStart w:id="58" w:name="thm-dot-linear-sum"/>
+    <w:bookmarkStart w:id="61" w:name="thm-dot-linear-sum"/>
     <w:p>
       <w:pPr>
         <w:pStyle w:val="BodyText"/>
@@ -37435,7 +37667,7 @@
         </m:oMath>
       </m:oMathPara>
     </w:p>
-    <w:bookmarkEnd w:id="58"/>
+    <w:bookmarkEnd w:id="61"/>
     <w:p>
       <w:pPr>
         <w:pStyle w:val="FirstParagraph"/>
@@ -38433,7 +38665,7 @@
         </m:oMath>
       </m:oMathPara>
     </w:p>
-    <w:bookmarkStart w:id="59" w:name="exm-dot-linear-sum"/>
+    <w:bookmarkStart w:id="62" w:name="exm-dot-linear-sum"/>
     <w:p>
       <w:pPr>
         <w:pStyle w:val="FirstParagraph"/>
@@ -38902,8 +39134,8 @@
         <w:t xml:space="preserve">, the same number.</w:t>
       </w:r>
     </w:p>
-    <w:bookmarkEnd w:id="59"/>
-    <w:bookmarkStart w:id="61" w:name="thm-orthonormal-independent"/>
+    <w:bookmarkEnd w:id="62"/>
+    <w:bookmarkStart w:id="64" w:name="thm-orthonormal-independent"/>
     <w:p>
       <w:pPr>
         <w:pStyle w:val="BodyText"/>
@@ -38988,7 +39220,7 @@
       <w:r>
         <w:t xml:space="preserve">are orthonormal (</w:t>
       </w:r>
-      <w:hyperlink r:id="rId60">
+      <w:hyperlink r:id="rId63">
         <w:r>
           <w:rPr>
             <w:rStyle w:val="Hyperlink"/>
@@ -39005,7 +39237,7 @@
       <w:r>
         <w:t xml:space="preserve">then they are linearly independent (</w:t>
       </w:r>
-      <w:hyperlink r:id="rId34">
+      <w:hyperlink r:id="rId35">
         <w:r>
           <w:rPr>
             <w:rStyle w:val="Hyperlink"/>
@@ -39017,7 +39249,7 @@
         <w:t xml:space="preserve">).</w:t>
       </w:r>
     </w:p>
-    <w:bookmarkEnd w:id="61"/>
+    <w:bookmarkEnd w:id="64"/>
     <w:p>
       <w:pPr>
         <w:pStyle w:val="BodyText"/>
@@ -39683,7 +39915,7 @@
         <w:t xml:space="preserve">.</w:t>
       </w:r>
     </w:p>
-    <w:bookmarkStart w:id="62" w:name="exm-orthonormal-independent"/>
+    <w:bookmarkStart w:id="65" w:name="exm-orthonormal-independent"/>
     <w:p>
       <w:pPr>
         <w:pStyle w:val="BodyText"/>
@@ -41060,8 +41292,8 @@
         <w:t xml:space="preserve">.</w:t>
       </w:r>
     </w:p>
-    <w:bookmarkEnd w:id="62"/>
-    <w:bookmarkStart w:id="64" w:name="def-orthonormal-basis"/>
+    <w:bookmarkEnd w:id="65"/>
+    <w:bookmarkStart w:id="67" w:name="def-orthonormal-basis"/>
     <w:p>
       <w:pPr>
         <w:pStyle w:val="BodyText"/>
@@ -41071,7 +41303,7 @@
           <w:b/>
           <w:bCs/>
         </w:rPr>
-        <w:t xml:space="preserve">Definition 9 (Orthonormal basis)</w:t>
+        <w:t xml:space="preserve">Definition 11 (Orthonormal basis)</w:t>
       </w:r>
       <w:r>
         <w:t xml:space="preserve"> </w:t>
@@ -41158,7 +41390,7 @@
       <w:r>
         <w:t xml:space="preserve">(</w:t>
       </w:r>
-      <w:hyperlink r:id="rId63">
+      <w:hyperlink r:id="rId66">
         <w:r>
           <w:rPr>
             <w:rStyle w:val="Hyperlink"/>
@@ -41175,7 +41407,7 @@
       <w:r>
         <w:t xml:space="preserve">whose vectors are orthonormal (</w:t>
       </w:r>
-      <w:hyperlink r:id="rId60">
+      <w:hyperlink r:id="rId63">
         <w:r>
           <w:rPr>
             <w:rStyle w:val="Hyperlink"/>
@@ -41187,8 +41419,8 @@
         <w:t xml:space="preserve">).</w:t>
       </w:r>
     </w:p>
-    <w:bookmarkEnd w:id="64"/>
-    <w:bookmarkStart w:id="68" w:name="exm-orthonormal-basis"/>
+    <w:bookmarkEnd w:id="67"/>
+    <w:bookmarkStart w:id="71" w:name="exm-orthonormal-basis"/>
     <w:p>
       <w:pPr>
         <w:pStyle w:val="BodyText"/>
@@ -41369,7 +41601,7 @@
       <w:r>
         <w:t xml:space="preserve">(</w:t>
       </w:r>
-      <w:hyperlink r:id="rId65">
+      <w:hyperlink r:id="rId68">
         <w:r>
           <w:rPr>
             <w:rStyle w:val="Hyperlink"/>
@@ -41495,7 +41727,7 @@
       <w:r>
         <w:t xml:space="preserve">so they are a basis of their span (</w:t>
       </w:r>
-      <w:hyperlink r:id="rId63">
+      <w:hyperlink r:id="rId66">
         <w:r>
           <w:rPr>
             <w:rStyle w:val="Hyperlink"/>
@@ -41526,7 +41758,7 @@
       <w:r>
         <w:t xml:space="preserve">(</w:t>
       </w:r>
-      <w:hyperlink r:id="rId66">
+      <w:hyperlink r:id="rId69">
         <w:r>
           <w:rPr>
             <w:rStyle w:val="Hyperlink"/>
@@ -41570,7 +41802,7 @@
       <w:r>
         <w:t xml:space="preserve">(</w:t>
       </w:r>
-      <w:hyperlink r:id="rId67">
+      <w:hyperlink r:id="rId70">
         <w:r>
           <w:rPr>
             <w:rStyle w:val="Hyperlink"/>
@@ -41584,7 +41816,7 @@
       <w:r>
         <w:t xml:space="preserve"> </w:t>
       </w:r>
-      <w:hyperlink r:id="rId65">
+      <w:hyperlink r:id="rId68">
         <w:r>
           <w:rPr>
             <w:rStyle w:val="Hyperlink"/>
@@ -41629,8 +41861,8 @@
         <w:t xml:space="preserve">too.</w:t>
       </w:r>
     </w:p>
-    <w:bookmarkEnd w:id="68"/>
-    <w:bookmarkStart w:id="71" w:name="exm-not-orthonormal-basis"/>
+    <w:bookmarkEnd w:id="71"/>
+    <w:bookmarkStart w:id="74" w:name="exm-not-orthonormal-basis"/>
     <w:p>
       <w:pPr>
         <w:pStyle w:val="FirstParagraph"/>
@@ -41746,7 +41978,7 @@
       <w:r>
         <w:t xml:space="preserve">(</w:t>
       </w:r>
-      <w:hyperlink r:id="rId69">
+      <w:hyperlink r:id="rId72">
         <w:r>
           <w:rPr>
             <w:rStyle w:val="Hyperlink"/>
@@ -41976,7 +42208,7 @@
       <w:r>
         <w:t xml:space="preserve">(</w:t>
       </w:r>
-      <w:hyperlink r:id="rId70">
+      <w:hyperlink r:id="rId73">
         <w:r>
           <w:rPr>
             <w:rStyle w:val="Hyperlink"/>
@@ -42035,8 +42267,8 @@
         <w:t xml:space="preserve">.</w:t>
       </w:r>
     </w:p>
-    <w:bookmarkEnd w:id="71"/>
-    <w:bookmarkStart w:id="72" w:name="thm-orthonormal-expansion"/>
+    <w:bookmarkEnd w:id="74"/>
+    <w:bookmarkStart w:id="75" w:name="thm-orthonormal-expansion"/>
     <w:p>
       <w:pPr>
         <w:pStyle w:val="FirstParagraph"/>
@@ -42144,7 +42376,7 @@
           <w:rPr>
             <w:rStyle w:val="Hyperlink"/>
           </w:rPr>
-          <w:t xml:space="preserve">Definition 9</w:t>
+          <w:t xml:space="preserve">Definition 11</w:t>
         </w:r>
       </w:hyperlink>
       <w:r>
@@ -42317,7 +42549,7 @@
         </m:oMath>
       </m:oMathPara>
     </w:p>
-    <w:bookmarkEnd w:id="72"/>
+    <w:bookmarkEnd w:id="75"/>
     <w:p>
       <w:pPr>
         <w:pStyle w:val="FirstParagraph"/>
@@ -42923,7 +43155,7 @@
         <w:t xml:space="preserve">.</w:t>
       </w:r>
     </w:p>
-    <w:bookmarkStart w:id="73" w:name="exm-orthonormal-expansion"/>
+    <w:bookmarkStart w:id="76" w:name="exm-orthonormal-expansion"/>
     <w:p>
       <w:pPr>
         <w:pStyle w:val="BodyText"/>
@@ -44163,8 +44395,8 @@
         <w:t xml:space="preserve">says.</w:t>
       </w:r>
     </w:p>
-    <w:bookmarkEnd w:id="73"/>
-    <w:bookmarkStart w:id="74" w:name="def-gram-schmidt"/>
+    <w:bookmarkEnd w:id="76"/>
+    <w:bookmarkStart w:id="77" w:name="def-gram-schmidt"/>
     <w:p>
       <w:pPr>
         <w:pStyle w:val="BodyText"/>
@@ -44174,7 +44406,7 @@
           <w:b/>
           <w:bCs/>
         </w:rPr>
-        <w:t xml:space="preserve">Definition 10 (Gram-Schmidt process)</w:t>
+        <w:t xml:space="preserve">Definition 12 (Gram-Schmidt process)</w:t>
       </w:r>
       <w:r>
         <w:t xml:space="preserve"> </w:t>
@@ -44939,8 +45171,8 @@
         <w:t xml:space="preserve">of them if it never stops.</w:t>
       </w:r>
     </w:p>
-    <w:bookmarkEnd w:id="74"/>
-    <w:bookmarkStart w:id="75" w:name="exm-gram-schmidt"/>
+    <w:bookmarkEnd w:id="77"/>
+    <w:bookmarkStart w:id="78" w:name="exm-gram-schmidt"/>
     <w:p>
       <w:pPr>
         <w:pStyle w:val="BodyText"/>
@@ -46419,8 +46651,8 @@
         </m:oMath>
       </m:oMathPara>
     </w:p>
-    <w:bookmarkEnd w:id="75"/>
-    <w:bookmarkStart w:id="76" w:name="exm-gram-schmidt-stops"/>
+    <w:bookmarkEnd w:id="78"/>
+    <w:bookmarkStart w:id="79" w:name="exm-gram-schmidt-stops"/>
     <w:p>
       <w:pPr>
         <w:pStyle w:val="FirstParagraph"/>
@@ -47141,8 +47373,8 @@
         <w:t xml:space="preserve">.</w:t>
       </w:r>
     </w:p>
-    <w:bookmarkEnd w:id="76"/>
-    <w:bookmarkStart w:id="77" w:name="thm-gram-schmidt"/>
+    <w:bookmarkEnd w:id="79"/>
+    <w:bookmarkStart w:id="80" w:name="thm-gram-schmidt"/>
     <w:p>
       <w:pPr>
         <w:pStyle w:val="BodyText"/>
@@ -47165,7 +47397,7 @@
           <w:rPr>
             <w:rStyle w:val="Hyperlink"/>
           </w:rPr>
-          <w:t xml:space="preserve">Definition 10</w:t>
+          <w:t xml:space="preserve">Definition 12</w:t>
         </w:r>
       </w:hyperlink>
       <w:r>
@@ -48056,14 +48288,14 @@
           <w:rPr>
             <w:rStyle w:val="Hyperlink"/>
           </w:rPr>
-          <w:t xml:space="preserve">Definition 9</w:t>
+          <w:t xml:space="preserve">Definition 11</w:t>
         </w:r>
       </w:hyperlink>
       <w:r>
         <w:t xml:space="preserve">).</w:t>
       </w:r>
     </w:p>
-    <w:bookmarkEnd w:id="77"/>
+    <w:bookmarkEnd w:id="80"/>
     <w:p>
       <w:pPr>
         <w:pStyle w:val="FirstParagraph"/>
@@ -48092,7 +48324,7 @@
         </w:rPr>
         <w:t xml:space="preserve"> </w:t>
       </w:r>
-      <w:hyperlink r:id="rId78">
+      <w:hyperlink r:id="rId81">
         <w:r>
           <w:rPr>
             <w:rStyle w:val="Hyperlink"/>
@@ -48213,7 +48445,7 @@
       <w:r>
         <w:t xml:space="preserve">(</w:t>
       </w:r>
-      <w:hyperlink r:id="rId79">
+      <w:hyperlink r:id="rId82">
         <w:r>
           <w:rPr>
             <w:rStyle w:val="Hyperlink"/>
@@ -49024,7 +49256,7 @@
                   <m:nor/>
                   <m:sty m:val="p"/>
                 </m:rPr>
-                <m:t>Definition 10</m:t>
+                <m:t>Definition 12</m:t>
               </m:r>
               <m:r>
                 <m:rPr>
@@ -52266,7 +52498,7 @@
       <w:r>
         <w:t xml:space="preserve">A span is a subspace (</w:t>
       </w:r>
-      <w:hyperlink r:id="rId80">
+      <w:hyperlink r:id="rId83">
         <w:r>
           <w:rPr>
             <w:rStyle w:val="Hyperlink"/>
@@ -52507,7 +52739,7 @@
       <w:r>
         <w:t xml:space="preserve"> </w:t>
       </w:r>
-      <w:hyperlink r:id="rId81">
+      <w:hyperlink r:id="rId84">
         <w:r>
           <w:rPr>
             <w:rStyle w:val="Hyperlink"/>
@@ -53031,7 +53263,7 @@
         <w:t xml:space="preserve">so they are an orthonormal basis of it.</w:t>
       </w:r>
     </w:p>
-    <w:bookmarkStart w:id="82" w:name="exm-thm-gram-schmidt"/>
+    <w:bookmarkStart w:id="85" w:name="exm-thm-gram-schmidt"/>
     <w:p>
       <w:pPr>
         <w:pStyle w:val="BodyText"/>
@@ -54572,7 +54804,7 @@
       <w:r>
         <w:t xml:space="preserve">(</w:t>
       </w:r>
-      <w:hyperlink r:id="rId66">
+      <w:hyperlink r:id="rId69">
         <w:r>
           <w:rPr>
             <w:rStyle w:val="Hyperlink"/>
@@ -54616,7 +54848,7 @@
       <w:r>
         <w:t xml:space="preserve">(</w:t>
       </w:r>
-      <w:hyperlink r:id="rId67">
+      <w:hyperlink r:id="rId70">
         <w:r>
           <w:rPr>
             <w:rStyle w:val="Hyperlink"/>
@@ -54630,7 +54862,7 @@
       <w:r>
         <w:t xml:space="preserve"> </w:t>
       </w:r>
-      <w:hyperlink r:id="rId65">
+      <w:hyperlink r:id="rId68">
         <w:r>
           <w:rPr>
             <w:rStyle w:val="Hyperlink"/>
@@ -54958,8 +55190,8 @@
         </m:oMath>
       </m:oMathPara>
     </w:p>
-    <w:bookmarkEnd w:id="82"/>
-    <w:bookmarkStart w:id="83" w:name="cor-orthonormal-basis-exists"/>
+    <w:bookmarkEnd w:id="85"/>
+    <w:bookmarkStart w:id="86" w:name="cor-orthonormal-basis-exists"/>
     <w:p>
       <w:pPr>
         <w:pStyle w:val="FirstParagraph"/>
@@ -55066,7 +55298,7 @@
           <w:rPr>
             <w:rStyle w:val="Hyperlink"/>
           </w:rPr>
-          <w:t xml:space="preserve">Definition 9</w:t>
+          <w:t xml:space="preserve">Definition 11</w:t>
         </w:r>
       </w:hyperlink>
       <w:r>
@@ -55097,7 +55329,7 @@
         <w:t xml:space="preserve">has an orthonormal basis.</w:t>
       </w:r>
     </w:p>
-    <w:bookmarkEnd w:id="83"/>
+    <w:bookmarkEnd w:id="86"/>
     <w:p>
       <w:pPr>
         <w:pStyle w:val="BodyText"/>
@@ -55374,7 +55606,7 @@
       <w:r>
         <w:t xml:space="preserve">(</w:t>
       </w:r>
-      <w:hyperlink r:id="rId84">
+      <w:hyperlink r:id="rId87">
         <w:r>
           <w:rPr>
             <w:rStyle w:val="Hyperlink"/>
@@ -55530,7 +55762,7 @@
       <w:r>
         <w:t xml:space="preserve"> </w:t>
       </w:r>
-      <w:hyperlink r:id="rId78">
+      <w:hyperlink r:id="rId81">
         <w:r>
           <w:rPr>
             <w:rStyle w:val="Hyperlink"/>
@@ -56259,7 +56491,7 @@
         <w:t xml:space="preserve">So the orthonormal basis contains the starting list.</w:t>
       </w:r>
     </w:p>
-    <w:bookmarkStart w:id="86" w:name="exm-orthonormal-basis-exists"/>
+    <w:bookmarkStart w:id="89" w:name="exm-orthonormal-basis-exists"/>
     <w:p>
       <w:pPr>
         <w:pStyle w:val="BodyText"/>
@@ -56437,7 +56669,7 @@
       <w:r>
         <w:t xml:space="preserve"> </w:t>
       </w:r>
-      <w:hyperlink r:id="rId85">
+      <w:hyperlink r:id="rId88">
         <w:r>
           <w:rPr>
             <w:rStyle w:val="Hyperlink"/>
@@ -56968,7 +57200,7 @@
       <w:r>
         <w:t xml:space="preserve">are linearly independent (</w:t>
       </w:r>
-      <w:hyperlink r:id="rId81">
+      <w:hyperlink r:id="rId84">
         <w:r>
           <w:rPr>
             <w:rStyle w:val="Hyperlink"/>
@@ -57032,7 +57264,7 @@
       <w:r>
         <w:t xml:space="preserve">(</w:t>
       </w:r>
-      <w:hyperlink r:id="rId66">
+      <w:hyperlink r:id="rId69">
         <w:r>
           <w:rPr>
             <w:rStyle w:val="Hyperlink"/>
@@ -57076,7 +57308,7 @@
       <w:r>
         <w:t xml:space="preserve">(</w:t>
       </w:r>
-      <w:hyperlink r:id="rId67">
+      <w:hyperlink r:id="rId70">
         <w:r>
           <w:rPr>
             <w:rStyle w:val="Hyperlink"/>
@@ -57090,7 +57322,7 @@
       <w:r>
         <w:t xml:space="preserve"> </w:t>
       </w:r>
-      <w:hyperlink r:id="rId65">
+      <w:hyperlink r:id="rId68">
         <w:r>
           <w:rPr>
             <w:rStyle w:val="Hyperlink"/>
@@ -58013,9 +58245,9 @@
         <w:t xml:space="preserve">, in a different order.</w:t>
       </w:r>
     </w:p>
-    <w:bookmarkEnd w:id="86"/>
-    <w:bookmarkEnd w:id="87"/>
-    <w:bookmarkStart w:id="103" w:name="outer-product"/>
+    <w:bookmarkEnd w:id="89"/>
+    <w:bookmarkEnd w:id="90"/>
+    <w:bookmarkStart w:id="106" w:name="outer-product"/>
     <w:p>
       <w:pPr>
         <w:pStyle w:val="Heading2"/>
@@ -58024,7 +58256,7 @@
         <w:t xml:space="preserve">4 Outer product</w:t>
       </w:r>
     </w:p>
-    <w:bookmarkStart w:id="89" w:name="def-outer-product"/>
+    <w:bookmarkStart w:id="92" w:name="def-outer-product"/>
     <w:p>
       <w:pPr>
         <w:pStyle w:val="FirstParagraph"/>
@@ -58034,7 +58266,7 @@
           <w:b/>
           <w:bCs/>
         </w:rPr>
-        <w:t xml:space="preserve">Definition 11 (Outer product)</w:t>
+        <w:t xml:space="preserve">Definition 13 (Outer product)</w:t>
       </w:r>
       <w:r>
         <w:t xml:space="preserve"> </w:t>
@@ -58151,7 +58383,7 @@
       <w:r>
         <w:t xml:space="preserve">matrix product (</w:t>
       </w:r>
-      <w:hyperlink r:id="rId88">
+      <w:hyperlink r:id="rId91">
         <w:r>
           <w:rPr>
             <w:rStyle w:val="Hyperlink"/>
@@ -58441,8 +58673,8 @@
         </m:oMath>
       </m:oMathPara>
     </w:p>
-    <w:bookmarkEnd w:id="89"/>
-    <w:bookmarkStart w:id="90" w:name="exm-outer-product"/>
+    <w:bookmarkEnd w:id="92"/>
+    <w:bookmarkStart w:id="93" w:name="exm-outer-product"/>
     <w:p>
       <w:pPr>
         <w:pStyle w:val="FirstParagraph"/>
@@ -59025,8 +59257,8 @@
         </m:oMath>
       </m:oMathPara>
     </w:p>
-    <w:bookmarkEnd w:id="90"/>
-    <w:bookmarkStart w:id="92" w:name="rem-outer-vs-dot-product"/>
+    <w:bookmarkEnd w:id="93"/>
+    <w:bookmarkStart w:id="95" w:name="rem-outer-vs-dot-product"/>
     <w:p>
       <w:pPr>
         <w:pStyle w:val="FirstParagraph"/>
@@ -59036,7 +59268,7 @@
           <w:i/>
           <w:iCs/>
         </w:rPr>
-        <w:t xml:space="preserve">Remark 4</w:t>
+        <w:t xml:space="preserve">Remark 5</w:t>
       </w:r>
       <w:r>
         <w:t xml:space="preserve"> (Outer product and dot product). </w:t>
@@ -59087,7 +59319,7 @@
       <w:r>
         <w:t xml:space="preserve">(</w:t>
       </w:r>
-      <w:hyperlink r:id="rId91">
+      <w:hyperlink r:id="rId94">
         <w:r>
           <w:rPr>
             <w:rStyle w:val="Hyperlink"/>
@@ -59750,8 +59982,8 @@
         </m:oMath>
       </m:oMathPara>
     </w:p>
-    <w:bookmarkEnd w:id="92"/>
-    <w:bookmarkStart w:id="94" w:name="thm-outer-product-rank"/>
+    <w:bookmarkEnd w:id="95"/>
+    <w:bookmarkStart w:id="97" w:name="thm-outer-product-rank"/>
     <w:p>
       <w:pPr>
         <w:pStyle w:val="FirstParagraph"/>
@@ -59915,7 +60147,7 @@
       <w:r>
         <w:t xml:space="preserve">(</w:t>
       </w:r>
-      <w:hyperlink r:id="rId93">
+      <w:hyperlink r:id="rId96">
         <w:r>
           <w:rPr>
             <w:rStyle w:val="Hyperlink"/>
@@ -59927,7 +60159,7 @@
         <w:t xml:space="preserve">).</w:t>
       </w:r>
     </w:p>
-    <w:bookmarkEnd w:id="94"/>
+    <w:bookmarkEnd w:id="97"/>
     <w:p>
       <w:pPr>
         <w:pStyle w:val="BodyText"/>
@@ -60243,7 +60475,7 @@
       <w:r>
         <w:t xml:space="preserve">and a single nonzero vector is linearly independent (</w:t>
       </w:r>
-      <w:hyperlink r:id="rId34">
+      <w:hyperlink r:id="rId35">
         <w:r>
           <w:rPr>
             <w:rStyle w:val="Hyperlink"/>
@@ -61182,7 +61414,7 @@
       <w:r>
         <w:t xml:space="preserve">so the set is not linearly independent (</w:t>
       </w:r>
-      <w:hyperlink r:id="rId34">
+      <w:hyperlink r:id="rId35">
         <w:r>
           <w:rPr>
             <w:rStyle w:val="Hyperlink"/>
@@ -61200,7 +61432,7 @@
         <w:t xml:space="preserve">The largest linearly independent set of columns therefore has one column.</w:t>
       </w:r>
     </w:p>
-    <w:bookmarkStart w:id="95" w:name="exm-outer-product-rank"/>
+    <w:bookmarkStart w:id="98" w:name="exm-outer-product-rank"/>
     <w:p>
       <w:pPr>
         <w:pStyle w:val="BodyText"/>
@@ -61549,9 +61781,9 @@
         <w:t xml:space="preserve">.</w:t>
       </w:r>
     </w:p>
-    <w:bookmarkEnd w:id="95"/>
-    <w:bookmarkStart w:id="102" w:name="refs"/>
-    <w:bookmarkStart w:id="97" w:name="ref-axler2024linear"/>
+    <w:bookmarkEnd w:id="98"/>
+    <w:bookmarkStart w:id="105" w:name="refs"/>
+    <w:bookmarkStart w:id="100" w:name="ref-axler2024linear"/>
     <w:p>
       <w:pPr>
         <w:pStyle w:val="Bibliography"/>
@@ -61575,7 +61807,7 @@
       <w:r>
         <w:t xml:space="preserve"> </w:t>
       </w:r>
-      <w:hyperlink r:id="rId96">
+      <w:hyperlink r:id="rId99">
         <w:r>
           <w:rPr>
             <w:rStyle w:val="Hyperlink"/>
@@ -61587,8 +61819,8 @@
         <w:t xml:space="preserve">.</w:t>
       </w:r>
     </w:p>
-    <w:bookmarkEnd w:id="97"/>
-    <w:bookmarkStart w:id="99" w:name="ref-banerjee2014linear"/>
+    <w:bookmarkEnd w:id="100"/>
+    <w:bookmarkStart w:id="102" w:name="ref-banerjee2014linear"/>
     <w:p>
       <w:pPr>
         <w:pStyle w:val="Bibliography"/>
@@ -61612,7 +61844,7 @@
       <w:r>
         <w:t xml:space="preserve"> </w:t>
       </w:r>
-      <w:hyperlink r:id="rId98">
+      <w:hyperlink r:id="rId101">
         <w:r>
           <w:rPr>
             <w:rStyle w:val="Hyperlink"/>
@@ -61624,8 +61856,8 @@
         <w:t xml:space="preserve">.</w:t>
       </w:r>
     </w:p>
-    <w:bookmarkEnd w:id="99"/>
-    <w:bookmarkStart w:id="101" w:name="ref-zhou2024vector"/>
+    <w:bookmarkEnd w:id="102"/>
+    <w:bookmarkStart w:id="104" w:name="ref-zhou2024vector"/>
     <w:p>
       <w:pPr>
         <w:pStyle w:val="Bibliography"/>
@@ -61649,7 +61881,7 @@
       <w:r>
         <w:t xml:space="preserve"> </w:t>
       </w:r>
-      <w:hyperlink r:id="rId100">
+      <w:hyperlink r:id="rId103">
         <w:r>
           <w:rPr>
             <w:rStyle w:val="Hyperlink"/>
@@ -61661,9 +61893,9 @@
         <w:t xml:space="preserve">.</w:t>
       </w:r>
     </w:p>
-    <w:bookmarkEnd w:id="101"/>
-    <w:bookmarkEnd w:id="102"/>
-    <w:bookmarkEnd w:id="103"/>
+    <w:bookmarkEnd w:id="104"/>
+    <w:bookmarkEnd w:id="105"/>
+    <w:bookmarkEnd w:id="106"/>
     <w:sectPr>
       <w:footnotePr>
         <w:numRestart w:val="eachSect"/>
